--- a/Document/Module 2.docx
+++ b/Document/Module 2.docx
@@ -117,34 +117,6 @@
           <w:bCs/>
           <w:lang w:val="en-PK"/>
         </w:rPr>
-        <w:t>Hook:</w:t>
-      </w:r>
-      <w:r>
-        <w:rPr>
-          <w:rFonts w:ascii="Times New Roman" w:hAnsi="Times New Roman" w:cs="Times New Roman"/>
-          <w:lang w:val="en-PK"/>
-        </w:rPr>
-        <w:t xml:space="preserve"> Using "Password123" is like leaving your key under the doormat.</w:t>
-      </w:r>
-    </w:p>
-    <w:p>
-      <w:pPr>
-        <w:numPr>
-          <w:ilvl w:val="0"/>
-          <w:numId w:val="15"/>
-        </w:numPr>
-        <w:rPr>
-          <w:rFonts w:ascii="Times New Roman" w:hAnsi="Times New Roman" w:cs="Times New Roman"/>
-          <w:lang w:val="en-PK"/>
-        </w:rPr>
-      </w:pPr>
-      <w:r>
-        <w:rPr>
-          <w:rFonts w:ascii="Times New Roman" w:hAnsi="Times New Roman" w:cs="Times New Roman"/>
-          <w:b/>
-          <w:bCs/>
-          <w:lang w:val="en-PK"/>
-        </w:rPr>
         <w:t>Core Concept:</w:t>
       </w:r>
       <w:r>
@@ -152,35 +124,42 @@
           <w:rFonts w:ascii="Times New Roman" w:hAnsi="Times New Roman" w:cs="Times New Roman"/>
           <w:lang w:val="en-PK"/>
         </w:rPr>
-        <w:t xml:space="preserve"> Attackers use automated tools to guess millions of password combinations per second. Reusing the same password across multiple accounts means one leak compromises everything. Use strong, unique passphrases or let an enterprise Password Manager generate and store them securely.</w:t>
-      </w:r>
-    </w:p>
-    <w:p>
-      <w:pPr>
-        <w:numPr>
-          <w:ilvl w:val="0"/>
-          <w:numId w:val="15"/>
-        </w:numPr>
-        <w:rPr>
-          <w:rFonts w:ascii="Times New Roman" w:hAnsi="Times New Roman" w:cs="Times New Roman"/>
-          <w:lang w:val="en-PK"/>
-        </w:rPr>
-      </w:pPr>
-      <w:r>
-        <w:rPr>
-          <w:rFonts w:ascii="Times New Roman" w:hAnsi="Times New Roman" w:cs="Times New Roman"/>
-          <w:b/>
-          <w:bCs/>
-          <w:lang w:val="en-PK"/>
-        </w:rPr>
-        <w:t>Key Takeaway:</w:t>
-      </w:r>
-      <w:r>
-        <w:rPr>
-          <w:rFonts w:ascii="Times New Roman" w:hAnsi="Times New Roman" w:cs="Times New Roman"/>
-          <w:lang w:val="en-PK"/>
-        </w:rPr>
-        <w:t xml:space="preserve"> Stop memorizing weak passwords—use a secure password manager instead.</w:t>
+        <w:t xml:space="preserve"> </w:t>
+      </w:r>
+      <w:r>
+        <w:rPr>
+          <w:rFonts w:ascii="Times New Roman" w:hAnsi="Times New Roman" w:cs="Times New Roman"/>
+          <w:lang w:val="en-PK"/>
+        </w:rPr>
+        <w:t>Using "Password123" is like leaving your key under the doormat.</w:t>
+      </w:r>
+      <w:r>
+        <w:rPr>
+          <w:rFonts w:ascii="Times New Roman" w:hAnsi="Times New Roman" w:cs="Times New Roman"/>
+          <w:lang w:val="en-PK"/>
+        </w:rPr>
+        <w:t xml:space="preserve"> </w:t>
+      </w:r>
+      <w:r>
+        <w:rPr>
+          <w:rFonts w:ascii="Times New Roman" w:hAnsi="Times New Roman" w:cs="Times New Roman"/>
+          <w:lang w:val="en-PK"/>
+        </w:rPr>
+        <w:t>Attackers use automated tools to guess millions of password combinations per second. Reusing the same password across multiple accounts means one leak compromises everything. Use strong, unique passphrases or let an enterprise Password Manager generate and store them securely.</w:t>
+      </w:r>
+      <w:r>
+        <w:rPr>
+          <w:rFonts w:ascii="Times New Roman" w:hAnsi="Times New Roman" w:cs="Times New Roman"/>
+          <w:lang w:val="en-PK"/>
+        </w:rPr>
+        <w:t xml:space="preserve"> </w:t>
+      </w:r>
+      <w:r>
+        <w:rPr>
+          <w:rFonts w:ascii="Times New Roman" w:hAnsi="Times New Roman" w:cs="Times New Roman"/>
+          <w:lang w:val="en-PK"/>
+        </w:rPr>
+        <w:t>Stop memorizing weak passwords—use a secure password manager instead.</w:t>
       </w:r>
     </w:p>
     <w:p>
@@ -246,14 +225,355 @@
           <w:bCs/>
           <w:lang w:val="en-PK"/>
         </w:rPr>
-        <w:t>Hook:</w:t>
-      </w:r>
-      <w:r>
-        <w:rPr>
-          <w:rFonts w:ascii="Times New Roman" w:hAnsi="Times New Roman" w:cs="Times New Roman"/>
-          <w:lang w:val="en-PK"/>
-        </w:rPr>
-        <w:t xml:space="preserve"> "Password123" </w:t>
+        <w:t>Core Concept:</w:t>
+      </w:r>
+      <w:r>
+        <w:rPr>
+          <w:rFonts w:ascii="Times New Roman" w:hAnsi="Times New Roman" w:cs="Times New Roman"/>
+          <w:lang w:val="en-PK"/>
+        </w:rPr>
+        <w:t xml:space="preserve"> </w:t>
+      </w:r>
+      <w:r>
+        <w:rPr>
+          <w:rFonts w:ascii="Times New Roman" w:hAnsi="Times New Roman" w:cs="Times New Roman"/>
+          <w:lang w:val="en-PK"/>
+        </w:rPr>
+        <w:t>"Password123" i</w:t>
+      </w:r>
+      <w:proofErr w:type="spellStart"/>
+      <w:r>
+        <w:rPr>
+          <w:rFonts w:ascii="Times New Roman" w:hAnsi="Times New Roman" w:cs="Times New Roman"/>
+          <w:lang w:val="en-PK"/>
+        </w:rPr>
+        <w:t>stemaal</w:t>
+      </w:r>
+      <w:proofErr w:type="spellEnd"/>
+      <w:r>
+        <w:rPr>
+          <w:rFonts w:ascii="Times New Roman" w:hAnsi="Times New Roman" w:cs="Times New Roman"/>
+          <w:lang w:val="en-PK"/>
+        </w:rPr>
+        <w:t xml:space="preserve"> </w:t>
+      </w:r>
+      <w:proofErr w:type="spellStart"/>
+      <w:r>
+        <w:rPr>
+          <w:rFonts w:ascii="Times New Roman" w:hAnsi="Times New Roman" w:cs="Times New Roman"/>
+          <w:lang w:val="en-PK"/>
+        </w:rPr>
+        <w:t>karna</w:t>
+      </w:r>
+      <w:proofErr w:type="spellEnd"/>
+      <w:r>
+        <w:rPr>
+          <w:rFonts w:ascii="Times New Roman" w:hAnsi="Times New Roman" w:cs="Times New Roman"/>
+          <w:lang w:val="en-PK"/>
+        </w:rPr>
+        <w:t xml:space="preserve"> </w:t>
+      </w:r>
+      <w:proofErr w:type="spellStart"/>
+      <w:r>
+        <w:rPr>
+          <w:rFonts w:ascii="Times New Roman" w:hAnsi="Times New Roman" w:cs="Times New Roman"/>
+          <w:lang w:val="en-PK"/>
+        </w:rPr>
+        <w:t>aisa</w:t>
+      </w:r>
+      <w:proofErr w:type="spellEnd"/>
+      <w:r>
+        <w:rPr>
+          <w:rFonts w:ascii="Times New Roman" w:hAnsi="Times New Roman" w:cs="Times New Roman"/>
+          <w:lang w:val="en-PK"/>
+        </w:rPr>
+        <w:t xml:space="preserve"> hi </w:t>
+      </w:r>
+      <w:proofErr w:type="spellStart"/>
+      <w:r>
+        <w:rPr>
+          <w:rFonts w:ascii="Times New Roman" w:hAnsi="Times New Roman" w:cs="Times New Roman"/>
+          <w:lang w:val="en-PK"/>
+        </w:rPr>
+        <w:t>hai</w:t>
+      </w:r>
+      <w:proofErr w:type="spellEnd"/>
+      <w:r>
+        <w:rPr>
+          <w:rFonts w:ascii="Times New Roman" w:hAnsi="Times New Roman" w:cs="Times New Roman"/>
+          <w:lang w:val="en-PK"/>
+        </w:rPr>
+        <w:t xml:space="preserve"> </w:t>
+      </w:r>
+      <w:proofErr w:type="spellStart"/>
+      <w:r>
+        <w:rPr>
+          <w:rFonts w:ascii="Times New Roman" w:hAnsi="Times New Roman" w:cs="Times New Roman"/>
+          <w:lang w:val="en-PK"/>
+        </w:rPr>
+        <w:t>jaise</w:t>
+      </w:r>
+      <w:proofErr w:type="spellEnd"/>
+      <w:r>
+        <w:rPr>
+          <w:rFonts w:ascii="Times New Roman" w:hAnsi="Times New Roman" w:cs="Times New Roman"/>
+          <w:lang w:val="en-PK"/>
+        </w:rPr>
+        <w:t xml:space="preserve"> </w:t>
+      </w:r>
+      <w:proofErr w:type="spellStart"/>
+      <w:r>
+        <w:rPr>
+          <w:rFonts w:ascii="Times New Roman" w:hAnsi="Times New Roman" w:cs="Times New Roman"/>
+          <w:lang w:val="en-PK"/>
+        </w:rPr>
+        <w:t>ghar</w:t>
+      </w:r>
+      <w:proofErr w:type="spellEnd"/>
+      <w:r>
+        <w:rPr>
+          <w:rFonts w:ascii="Times New Roman" w:hAnsi="Times New Roman" w:cs="Times New Roman"/>
+          <w:lang w:val="en-PK"/>
+        </w:rPr>
+        <w:t xml:space="preserve"> ki </w:t>
+      </w:r>
+      <w:proofErr w:type="spellStart"/>
+      <w:r>
+        <w:rPr>
+          <w:rFonts w:ascii="Times New Roman" w:hAnsi="Times New Roman" w:cs="Times New Roman"/>
+          <w:lang w:val="en-PK"/>
+        </w:rPr>
+        <w:t>chabi</w:t>
+      </w:r>
+      <w:proofErr w:type="spellEnd"/>
+      <w:r>
+        <w:rPr>
+          <w:rFonts w:ascii="Times New Roman" w:hAnsi="Times New Roman" w:cs="Times New Roman"/>
+          <w:lang w:val="en-PK"/>
+        </w:rPr>
+        <w:t xml:space="preserve"> </w:t>
+      </w:r>
+      <w:proofErr w:type="spellStart"/>
+      <w:r>
+        <w:rPr>
+          <w:rFonts w:ascii="Times New Roman" w:hAnsi="Times New Roman" w:cs="Times New Roman"/>
+          <w:lang w:val="en-PK"/>
+        </w:rPr>
+        <w:t>paidaan</w:t>
+      </w:r>
+      <w:proofErr w:type="spellEnd"/>
+      <w:r>
+        <w:rPr>
+          <w:rFonts w:ascii="Times New Roman" w:hAnsi="Times New Roman" w:cs="Times New Roman"/>
+          <w:lang w:val="en-PK"/>
+        </w:rPr>
+        <w:t xml:space="preserve"> </w:t>
+      </w:r>
+      <w:proofErr w:type="spellStart"/>
+      <w:r>
+        <w:rPr>
+          <w:rFonts w:ascii="Times New Roman" w:hAnsi="Times New Roman" w:cs="Times New Roman"/>
+          <w:lang w:val="en-PK"/>
+        </w:rPr>
+        <w:t>ke</w:t>
+      </w:r>
+      <w:proofErr w:type="spellEnd"/>
+      <w:r>
+        <w:rPr>
+          <w:rFonts w:ascii="Times New Roman" w:hAnsi="Times New Roman" w:cs="Times New Roman"/>
+          <w:lang w:val="en-PK"/>
+        </w:rPr>
+        <w:t xml:space="preserve"> </w:t>
+      </w:r>
+      <w:proofErr w:type="spellStart"/>
+      <w:r>
+        <w:rPr>
+          <w:rFonts w:ascii="Times New Roman" w:hAnsi="Times New Roman" w:cs="Times New Roman"/>
+          <w:lang w:val="en-PK"/>
+        </w:rPr>
+        <w:t>neeche</w:t>
+      </w:r>
+      <w:proofErr w:type="spellEnd"/>
+      <w:r>
+        <w:rPr>
+          <w:rFonts w:ascii="Times New Roman" w:hAnsi="Times New Roman" w:cs="Times New Roman"/>
+          <w:lang w:val="en-PK"/>
+        </w:rPr>
+        <w:t xml:space="preserve"> </w:t>
+      </w:r>
+      <w:proofErr w:type="spellStart"/>
+      <w:r>
+        <w:rPr>
+          <w:rFonts w:ascii="Times New Roman" w:hAnsi="Times New Roman" w:cs="Times New Roman"/>
+          <w:lang w:val="en-PK"/>
+        </w:rPr>
+        <w:t>rakhna</w:t>
+      </w:r>
+      <w:proofErr w:type="spellEnd"/>
+      <w:r>
+        <w:rPr>
+          <w:rFonts w:ascii="Times New Roman" w:hAnsi="Times New Roman" w:cs="Times New Roman"/>
+          <w:lang w:val="en-PK"/>
+        </w:rPr>
+        <w:t>.</w:t>
+      </w:r>
+      <w:r>
+        <w:rPr>
+          <w:rFonts w:ascii="Times New Roman" w:hAnsi="Times New Roman" w:cs="Times New Roman"/>
+          <w:lang w:val="en-PK"/>
+        </w:rPr>
+        <w:t xml:space="preserve"> </w:t>
+      </w:r>
+      <w:r>
+        <w:rPr>
+          <w:rFonts w:ascii="Times New Roman" w:hAnsi="Times New Roman" w:cs="Times New Roman"/>
+          <w:lang w:val="en-PK"/>
+        </w:rPr>
+        <w:t xml:space="preserve">Hackers automated tools </w:t>
+      </w:r>
+      <w:proofErr w:type="spellStart"/>
+      <w:r>
+        <w:rPr>
+          <w:rFonts w:ascii="Times New Roman" w:hAnsi="Times New Roman" w:cs="Times New Roman"/>
+          <w:lang w:val="en-PK"/>
+        </w:rPr>
+        <w:t>ke</w:t>
+      </w:r>
+      <w:proofErr w:type="spellEnd"/>
+      <w:r>
+        <w:rPr>
+          <w:rFonts w:ascii="Times New Roman" w:hAnsi="Times New Roman" w:cs="Times New Roman"/>
+          <w:lang w:val="en-PK"/>
+        </w:rPr>
+        <w:t xml:space="preserve"> </w:t>
+      </w:r>
+      <w:proofErr w:type="spellStart"/>
+      <w:r>
+        <w:rPr>
+          <w:rFonts w:ascii="Times New Roman" w:hAnsi="Times New Roman" w:cs="Times New Roman"/>
+          <w:lang w:val="en-PK"/>
+        </w:rPr>
+        <w:t>zariye</w:t>
+      </w:r>
+      <w:proofErr w:type="spellEnd"/>
+      <w:r>
+        <w:rPr>
+          <w:rFonts w:ascii="Times New Roman" w:hAnsi="Times New Roman" w:cs="Times New Roman"/>
+          <w:lang w:val="en-PK"/>
+        </w:rPr>
+        <w:t xml:space="preserve"> ek second </w:t>
+      </w:r>
+      <w:proofErr w:type="spellStart"/>
+      <w:r>
+        <w:rPr>
+          <w:rFonts w:ascii="Times New Roman" w:hAnsi="Times New Roman" w:cs="Times New Roman"/>
+          <w:lang w:val="en-PK"/>
+        </w:rPr>
+        <w:t>mein</w:t>
+      </w:r>
+      <w:proofErr w:type="spellEnd"/>
+      <w:r>
+        <w:rPr>
+          <w:rFonts w:ascii="Times New Roman" w:hAnsi="Times New Roman" w:cs="Times New Roman"/>
+          <w:lang w:val="en-PK"/>
+        </w:rPr>
+        <w:t xml:space="preserve"> </w:t>
+      </w:r>
+      <w:proofErr w:type="spellStart"/>
+      <w:r>
+        <w:rPr>
+          <w:rFonts w:ascii="Times New Roman" w:hAnsi="Times New Roman" w:cs="Times New Roman"/>
+          <w:lang w:val="en-PK"/>
+        </w:rPr>
+        <w:t>laakhon</w:t>
+      </w:r>
+      <w:proofErr w:type="spellEnd"/>
+      <w:r>
+        <w:rPr>
+          <w:rFonts w:ascii="Times New Roman" w:hAnsi="Times New Roman" w:cs="Times New Roman"/>
+          <w:lang w:val="en-PK"/>
+        </w:rPr>
+        <w:t xml:space="preserve"> passwords guess </w:t>
+      </w:r>
+      <w:proofErr w:type="spellStart"/>
+      <w:r>
+        <w:rPr>
+          <w:rFonts w:ascii="Times New Roman" w:hAnsi="Times New Roman" w:cs="Times New Roman"/>
+          <w:lang w:val="en-PK"/>
+        </w:rPr>
+        <w:t>kar</w:t>
+      </w:r>
+      <w:proofErr w:type="spellEnd"/>
+      <w:r>
+        <w:rPr>
+          <w:rFonts w:ascii="Times New Roman" w:hAnsi="Times New Roman" w:cs="Times New Roman"/>
+          <w:lang w:val="en-PK"/>
+        </w:rPr>
+        <w:t xml:space="preserve"> </w:t>
+      </w:r>
+      <w:proofErr w:type="spellStart"/>
+      <w:r>
+        <w:rPr>
+          <w:rFonts w:ascii="Times New Roman" w:hAnsi="Times New Roman" w:cs="Times New Roman"/>
+          <w:lang w:val="en-PK"/>
+        </w:rPr>
+        <w:t>sakte</w:t>
+      </w:r>
+      <w:proofErr w:type="spellEnd"/>
+      <w:r>
+        <w:rPr>
+          <w:rFonts w:ascii="Times New Roman" w:hAnsi="Times New Roman" w:cs="Times New Roman"/>
+          <w:lang w:val="en-PK"/>
+        </w:rPr>
+        <w:t xml:space="preserve"> </w:t>
+      </w:r>
+      <w:proofErr w:type="spellStart"/>
+      <w:r>
+        <w:rPr>
+          <w:rFonts w:ascii="Times New Roman" w:hAnsi="Times New Roman" w:cs="Times New Roman"/>
+          <w:lang w:val="en-PK"/>
+        </w:rPr>
+        <w:t>hain</w:t>
+      </w:r>
+      <w:proofErr w:type="spellEnd"/>
+      <w:r>
+        <w:rPr>
+          <w:rFonts w:ascii="Times New Roman" w:hAnsi="Times New Roman" w:cs="Times New Roman"/>
+          <w:lang w:val="en-PK"/>
+        </w:rPr>
+        <w:t xml:space="preserve">. Ek hi password </w:t>
+      </w:r>
+      <w:proofErr w:type="spellStart"/>
+      <w:r>
+        <w:rPr>
+          <w:rFonts w:ascii="Times New Roman" w:hAnsi="Times New Roman" w:cs="Times New Roman"/>
+          <w:lang w:val="en-PK"/>
+        </w:rPr>
+        <w:t>har</w:t>
+      </w:r>
+      <w:proofErr w:type="spellEnd"/>
+      <w:r>
+        <w:rPr>
+          <w:rFonts w:ascii="Times New Roman" w:hAnsi="Times New Roman" w:cs="Times New Roman"/>
+          <w:lang w:val="en-PK"/>
+        </w:rPr>
+        <w:t xml:space="preserve"> </w:t>
+      </w:r>
+      <w:proofErr w:type="spellStart"/>
+      <w:r>
+        <w:rPr>
+          <w:rFonts w:ascii="Times New Roman" w:hAnsi="Times New Roman" w:cs="Times New Roman"/>
+          <w:lang w:val="en-PK"/>
+        </w:rPr>
+        <w:t>jagah</w:t>
+      </w:r>
+      <w:proofErr w:type="spellEnd"/>
+      <w:r>
+        <w:rPr>
+          <w:rFonts w:ascii="Times New Roman" w:hAnsi="Times New Roman" w:cs="Times New Roman"/>
+          <w:lang w:val="en-PK"/>
+        </w:rPr>
+        <w:t xml:space="preserve"> </w:t>
       </w:r>
       <w:proofErr w:type="spellStart"/>
       <w:r>
@@ -277,151 +597,151 @@
           <w:rFonts w:ascii="Times New Roman" w:hAnsi="Times New Roman" w:cs="Times New Roman"/>
           <w:lang w:val="en-PK"/>
         </w:rPr>
-        <w:t>karna</w:t>
-      </w:r>
-      <w:proofErr w:type="spellEnd"/>
-      <w:r>
-        <w:rPr>
-          <w:rFonts w:ascii="Times New Roman" w:hAnsi="Times New Roman" w:cs="Times New Roman"/>
-          <w:lang w:val="en-PK"/>
-        </w:rPr>
-        <w:t xml:space="preserve"> </w:t>
-      </w:r>
-      <w:proofErr w:type="spellStart"/>
-      <w:r>
-        <w:rPr>
-          <w:rFonts w:ascii="Times New Roman" w:hAnsi="Times New Roman" w:cs="Times New Roman"/>
-          <w:lang w:val="en-PK"/>
-        </w:rPr>
-        <w:t>aisa</w:t>
-      </w:r>
-      <w:proofErr w:type="spellEnd"/>
-      <w:r>
-        <w:rPr>
-          <w:rFonts w:ascii="Times New Roman" w:hAnsi="Times New Roman" w:cs="Times New Roman"/>
-          <w:lang w:val="en-PK"/>
-        </w:rPr>
-        <w:t xml:space="preserve"> hi </w:t>
-      </w:r>
-      <w:proofErr w:type="spellStart"/>
-      <w:r>
-        <w:rPr>
-          <w:rFonts w:ascii="Times New Roman" w:hAnsi="Times New Roman" w:cs="Times New Roman"/>
-          <w:lang w:val="en-PK"/>
-        </w:rPr>
-        <w:t>hai</w:t>
-      </w:r>
-      <w:proofErr w:type="spellEnd"/>
-      <w:r>
-        <w:rPr>
-          <w:rFonts w:ascii="Times New Roman" w:hAnsi="Times New Roman" w:cs="Times New Roman"/>
-          <w:lang w:val="en-PK"/>
-        </w:rPr>
-        <w:t xml:space="preserve"> </w:t>
-      </w:r>
-      <w:proofErr w:type="spellStart"/>
-      <w:r>
-        <w:rPr>
-          <w:rFonts w:ascii="Times New Roman" w:hAnsi="Times New Roman" w:cs="Times New Roman"/>
-          <w:lang w:val="en-PK"/>
-        </w:rPr>
-        <w:t>jaise</w:t>
-      </w:r>
-      <w:proofErr w:type="spellEnd"/>
-      <w:r>
-        <w:rPr>
-          <w:rFonts w:ascii="Times New Roman" w:hAnsi="Times New Roman" w:cs="Times New Roman"/>
-          <w:lang w:val="en-PK"/>
-        </w:rPr>
-        <w:t xml:space="preserve"> </w:t>
-      </w:r>
-      <w:proofErr w:type="spellStart"/>
-      <w:r>
-        <w:rPr>
-          <w:rFonts w:ascii="Times New Roman" w:hAnsi="Times New Roman" w:cs="Times New Roman"/>
-          <w:lang w:val="en-PK"/>
-        </w:rPr>
-        <w:t>ghar</w:t>
-      </w:r>
-      <w:proofErr w:type="spellEnd"/>
-      <w:r>
-        <w:rPr>
-          <w:rFonts w:ascii="Times New Roman" w:hAnsi="Times New Roman" w:cs="Times New Roman"/>
-          <w:lang w:val="en-PK"/>
-        </w:rPr>
-        <w:t xml:space="preserve"> ki </w:t>
-      </w:r>
-      <w:proofErr w:type="spellStart"/>
-      <w:r>
-        <w:rPr>
-          <w:rFonts w:ascii="Times New Roman" w:hAnsi="Times New Roman" w:cs="Times New Roman"/>
-          <w:lang w:val="en-PK"/>
-        </w:rPr>
-        <w:t>chabi</w:t>
-      </w:r>
-      <w:proofErr w:type="spellEnd"/>
-      <w:r>
-        <w:rPr>
-          <w:rFonts w:ascii="Times New Roman" w:hAnsi="Times New Roman" w:cs="Times New Roman"/>
-          <w:lang w:val="en-PK"/>
-        </w:rPr>
-        <w:t xml:space="preserve"> </w:t>
-      </w:r>
-      <w:proofErr w:type="spellStart"/>
-      <w:r>
-        <w:rPr>
-          <w:rFonts w:ascii="Times New Roman" w:hAnsi="Times New Roman" w:cs="Times New Roman"/>
-          <w:lang w:val="en-PK"/>
-        </w:rPr>
-        <w:t>paidaan</w:t>
-      </w:r>
-      <w:proofErr w:type="spellEnd"/>
-      <w:r>
-        <w:rPr>
-          <w:rFonts w:ascii="Times New Roman" w:hAnsi="Times New Roman" w:cs="Times New Roman"/>
-          <w:lang w:val="en-PK"/>
-        </w:rPr>
-        <w:t xml:space="preserve"> </w:t>
-      </w:r>
-      <w:proofErr w:type="spellStart"/>
-      <w:r>
-        <w:rPr>
-          <w:rFonts w:ascii="Times New Roman" w:hAnsi="Times New Roman" w:cs="Times New Roman"/>
-          <w:lang w:val="en-PK"/>
-        </w:rPr>
-        <w:t>ke</w:t>
-      </w:r>
-      <w:proofErr w:type="spellEnd"/>
-      <w:r>
-        <w:rPr>
-          <w:rFonts w:ascii="Times New Roman" w:hAnsi="Times New Roman" w:cs="Times New Roman"/>
-          <w:lang w:val="en-PK"/>
-        </w:rPr>
-        <w:t xml:space="preserve"> </w:t>
-      </w:r>
-      <w:proofErr w:type="spellStart"/>
-      <w:r>
-        <w:rPr>
-          <w:rFonts w:ascii="Times New Roman" w:hAnsi="Times New Roman" w:cs="Times New Roman"/>
-          <w:lang w:val="en-PK"/>
-        </w:rPr>
-        <w:t>neeche</w:t>
-      </w:r>
-      <w:proofErr w:type="spellEnd"/>
-      <w:r>
-        <w:rPr>
-          <w:rFonts w:ascii="Times New Roman" w:hAnsi="Times New Roman" w:cs="Times New Roman"/>
-          <w:lang w:val="en-PK"/>
-        </w:rPr>
-        <w:t xml:space="preserve"> </w:t>
-      </w:r>
-      <w:proofErr w:type="spellStart"/>
-      <w:r>
-        <w:rPr>
-          <w:rFonts w:ascii="Times New Roman" w:hAnsi="Times New Roman" w:cs="Times New Roman"/>
-          <w:lang w:val="en-PK"/>
-        </w:rPr>
-        <w:t>rakhna</w:t>
+        <w:t>karne</w:t>
+      </w:r>
+      <w:proofErr w:type="spellEnd"/>
+      <w:r>
+        <w:rPr>
+          <w:rFonts w:ascii="Times New Roman" w:hAnsi="Times New Roman" w:cs="Times New Roman"/>
+          <w:lang w:val="en-PK"/>
+        </w:rPr>
+        <w:t xml:space="preserve"> se agar ek account leak </w:t>
+      </w:r>
+      <w:proofErr w:type="spellStart"/>
+      <w:r>
+        <w:rPr>
+          <w:rFonts w:ascii="Times New Roman" w:hAnsi="Times New Roman" w:cs="Times New Roman"/>
+          <w:lang w:val="en-PK"/>
+        </w:rPr>
+        <w:t>hua</w:t>
+      </w:r>
+      <w:proofErr w:type="spellEnd"/>
+      <w:r>
+        <w:rPr>
+          <w:rFonts w:ascii="Times New Roman" w:hAnsi="Times New Roman" w:cs="Times New Roman"/>
+          <w:lang w:val="en-PK"/>
+        </w:rPr>
+        <w:t xml:space="preserve">, </w:t>
+      </w:r>
+      <w:proofErr w:type="spellStart"/>
+      <w:r>
+        <w:rPr>
+          <w:rFonts w:ascii="Times New Roman" w:hAnsi="Times New Roman" w:cs="Times New Roman"/>
+          <w:lang w:val="en-PK"/>
+        </w:rPr>
+        <w:t>toh</w:t>
+      </w:r>
+      <w:proofErr w:type="spellEnd"/>
+      <w:r>
+        <w:rPr>
+          <w:rFonts w:ascii="Times New Roman" w:hAnsi="Times New Roman" w:cs="Times New Roman"/>
+          <w:lang w:val="en-PK"/>
+        </w:rPr>
+        <w:t xml:space="preserve"> sab </w:t>
+      </w:r>
+      <w:proofErr w:type="spellStart"/>
+      <w:r>
+        <w:rPr>
+          <w:rFonts w:ascii="Times New Roman" w:hAnsi="Times New Roman" w:cs="Times New Roman"/>
+          <w:lang w:val="en-PK"/>
+        </w:rPr>
+        <w:t>khatrey</w:t>
+      </w:r>
+      <w:proofErr w:type="spellEnd"/>
+      <w:r>
+        <w:rPr>
+          <w:rFonts w:ascii="Times New Roman" w:hAnsi="Times New Roman" w:cs="Times New Roman"/>
+          <w:lang w:val="en-PK"/>
+        </w:rPr>
+        <w:t xml:space="preserve"> </w:t>
+      </w:r>
+      <w:proofErr w:type="spellStart"/>
+      <w:r>
+        <w:rPr>
+          <w:rFonts w:ascii="Times New Roman" w:hAnsi="Times New Roman" w:cs="Times New Roman"/>
+          <w:lang w:val="en-PK"/>
+        </w:rPr>
+        <w:t>mein</w:t>
+      </w:r>
+      <w:proofErr w:type="spellEnd"/>
+      <w:r>
+        <w:rPr>
+          <w:rFonts w:ascii="Times New Roman" w:hAnsi="Times New Roman" w:cs="Times New Roman"/>
+          <w:lang w:val="en-PK"/>
+        </w:rPr>
+        <w:t xml:space="preserve"> aa </w:t>
+      </w:r>
+      <w:proofErr w:type="spellStart"/>
+      <w:r>
+        <w:rPr>
+          <w:rFonts w:ascii="Times New Roman" w:hAnsi="Times New Roman" w:cs="Times New Roman"/>
+          <w:lang w:val="en-PK"/>
+        </w:rPr>
+        <w:t>jayenge</w:t>
+      </w:r>
+      <w:proofErr w:type="spellEnd"/>
+      <w:r>
+        <w:rPr>
+          <w:rFonts w:ascii="Times New Roman" w:hAnsi="Times New Roman" w:cs="Times New Roman"/>
+          <w:lang w:val="en-PK"/>
+        </w:rPr>
+        <w:t xml:space="preserve">. Complex passphrases </w:t>
+      </w:r>
+      <w:proofErr w:type="spellStart"/>
+      <w:r>
+        <w:rPr>
+          <w:rFonts w:ascii="Times New Roman" w:hAnsi="Times New Roman" w:cs="Times New Roman"/>
+          <w:lang w:val="en-PK"/>
+        </w:rPr>
+        <w:t>banayein</w:t>
+      </w:r>
+      <w:proofErr w:type="spellEnd"/>
+      <w:r>
+        <w:rPr>
+          <w:rFonts w:ascii="Times New Roman" w:hAnsi="Times New Roman" w:cs="Times New Roman"/>
+          <w:lang w:val="en-PK"/>
+        </w:rPr>
+        <w:t xml:space="preserve"> </w:t>
+      </w:r>
+      <w:proofErr w:type="spellStart"/>
+      <w:r>
+        <w:rPr>
+          <w:rFonts w:ascii="Times New Roman" w:hAnsi="Times New Roman" w:cs="Times New Roman"/>
+          <w:lang w:val="en-PK"/>
+        </w:rPr>
+        <w:t>ya</w:t>
+      </w:r>
+      <w:proofErr w:type="spellEnd"/>
+      <w:r>
+        <w:rPr>
+          <w:rFonts w:ascii="Times New Roman" w:hAnsi="Times New Roman" w:cs="Times New Roman"/>
+          <w:lang w:val="en-PK"/>
+        </w:rPr>
+        <w:t xml:space="preserve"> Password Manager ka </w:t>
+      </w:r>
+      <w:proofErr w:type="spellStart"/>
+      <w:r>
+        <w:rPr>
+          <w:rFonts w:ascii="Times New Roman" w:hAnsi="Times New Roman" w:cs="Times New Roman"/>
+          <w:lang w:val="en-PK"/>
+        </w:rPr>
+        <w:t>istemaal</w:t>
+      </w:r>
+      <w:proofErr w:type="spellEnd"/>
+      <w:r>
+        <w:rPr>
+          <w:rFonts w:ascii="Times New Roman" w:hAnsi="Times New Roman" w:cs="Times New Roman"/>
+          <w:lang w:val="en-PK"/>
+        </w:rPr>
+        <w:t xml:space="preserve"> </w:t>
+      </w:r>
+      <w:proofErr w:type="spellStart"/>
+      <w:r>
+        <w:rPr>
+          <w:rFonts w:ascii="Times New Roman" w:hAnsi="Times New Roman" w:cs="Times New Roman"/>
+          <w:lang w:val="en-PK"/>
+        </w:rPr>
+        <w:t>karein</w:t>
       </w:r>
       <w:proofErr w:type="spellEnd"/>
       <w:r>
@@ -430,375 +750,6 @@
           <w:lang w:val="en-PK"/>
         </w:rPr>
         <w:t>.</w:t>
-      </w:r>
-    </w:p>
-    <w:p>
-      <w:pPr>
-        <w:numPr>
-          <w:ilvl w:val="0"/>
-          <w:numId w:val="16"/>
-        </w:numPr>
-        <w:rPr>
-          <w:rFonts w:ascii="Times New Roman" w:hAnsi="Times New Roman" w:cs="Times New Roman"/>
-          <w:lang w:val="en-PK"/>
-        </w:rPr>
-      </w:pPr>
-      <w:r>
-        <w:rPr>
-          <w:rFonts w:ascii="Times New Roman" w:hAnsi="Times New Roman" w:cs="Times New Roman"/>
-          <w:b/>
-          <w:bCs/>
-          <w:lang w:val="en-PK"/>
-        </w:rPr>
-        <w:t>Core Concept:</w:t>
-      </w:r>
-      <w:r>
-        <w:rPr>
-          <w:rFonts w:ascii="Times New Roman" w:hAnsi="Times New Roman" w:cs="Times New Roman"/>
-          <w:lang w:val="en-PK"/>
-        </w:rPr>
-        <w:t xml:space="preserve"> Hackers automated tools </w:t>
-      </w:r>
-      <w:proofErr w:type="spellStart"/>
-      <w:r>
-        <w:rPr>
-          <w:rFonts w:ascii="Times New Roman" w:hAnsi="Times New Roman" w:cs="Times New Roman"/>
-          <w:lang w:val="en-PK"/>
-        </w:rPr>
-        <w:t>ke</w:t>
-      </w:r>
-      <w:proofErr w:type="spellEnd"/>
-      <w:r>
-        <w:rPr>
-          <w:rFonts w:ascii="Times New Roman" w:hAnsi="Times New Roman" w:cs="Times New Roman"/>
-          <w:lang w:val="en-PK"/>
-        </w:rPr>
-        <w:t xml:space="preserve"> </w:t>
-      </w:r>
-      <w:proofErr w:type="spellStart"/>
-      <w:r>
-        <w:rPr>
-          <w:rFonts w:ascii="Times New Roman" w:hAnsi="Times New Roman" w:cs="Times New Roman"/>
-          <w:lang w:val="en-PK"/>
-        </w:rPr>
-        <w:t>zariye</w:t>
-      </w:r>
-      <w:proofErr w:type="spellEnd"/>
-      <w:r>
-        <w:rPr>
-          <w:rFonts w:ascii="Times New Roman" w:hAnsi="Times New Roman" w:cs="Times New Roman"/>
-          <w:lang w:val="en-PK"/>
-        </w:rPr>
-        <w:t xml:space="preserve"> ek second </w:t>
-      </w:r>
-      <w:proofErr w:type="spellStart"/>
-      <w:r>
-        <w:rPr>
-          <w:rFonts w:ascii="Times New Roman" w:hAnsi="Times New Roman" w:cs="Times New Roman"/>
-          <w:lang w:val="en-PK"/>
-        </w:rPr>
-        <w:t>mein</w:t>
-      </w:r>
-      <w:proofErr w:type="spellEnd"/>
-      <w:r>
-        <w:rPr>
-          <w:rFonts w:ascii="Times New Roman" w:hAnsi="Times New Roman" w:cs="Times New Roman"/>
-          <w:lang w:val="en-PK"/>
-        </w:rPr>
-        <w:t xml:space="preserve"> </w:t>
-      </w:r>
-      <w:proofErr w:type="spellStart"/>
-      <w:r>
-        <w:rPr>
-          <w:rFonts w:ascii="Times New Roman" w:hAnsi="Times New Roman" w:cs="Times New Roman"/>
-          <w:lang w:val="en-PK"/>
-        </w:rPr>
-        <w:t>laakhon</w:t>
-      </w:r>
-      <w:proofErr w:type="spellEnd"/>
-      <w:r>
-        <w:rPr>
-          <w:rFonts w:ascii="Times New Roman" w:hAnsi="Times New Roman" w:cs="Times New Roman"/>
-          <w:lang w:val="en-PK"/>
-        </w:rPr>
-        <w:t xml:space="preserve"> passwords guess </w:t>
-      </w:r>
-      <w:proofErr w:type="spellStart"/>
-      <w:r>
-        <w:rPr>
-          <w:rFonts w:ascii="Times New Roman" w:hAnsi="Times New Roman" w:cs="Times New Roman"/>
-          <w:lang w:val="en-PK"/>
-        </w:rPr>
-        <w:t>kar</w:t>
-      </w:r>
-      <w:proofErr w:type="spellEnd"/>
-      <w:r>
-        <w:rPr>
-          <w:rFonts w:ascii="Times New Roman" w:hAnsi="Times New Roman" w:cs="Times New Roman"/>
-          <w:lang w:val="en-PK"/>
-        </w:rPr>
-        <w:t xml:space="preserve"> </w:t>
-      </w:r>
-      <w:proofErr w:type="spellStart"/>
-      <w:r>
-        <w:rPr>
-          <w:rFonts w:ascii="Times New Roman" w:hAnsi="Times New Roman" w:cs="Times New Roman"/>
-          <w:lang w:val="en-PK"/>
-        </w:rPr>
-        <w:t>sakte</w:t>
-      </w:r>
-      <w:proofErr w:type="spellEnd"/>
-      <w:r>
-        <w:rPr>
-          <w:rFonts w:ascii="Times New Roman" w:hAnsi="Times New Roman" w:cs="Times New Roman"/>
-          <w:lang w:val="en-PK"/>
-        </w:rPr>
-        <w:t xml:space="preserve"> </w:t>
-      </w:r>
-      <w:proofErr w:type="spellStart"/>
-      <w:r>
-        <w:rPr>
-          <w:rFonts w:ascii="Times New Roman" w:hAnsi="Times New Roman" w:cs="Times New Roman"/>
-          <w:lang w:val="en-PK"/>
-        </w:rPr>
-        <w:t>hain</w:t>
-      </w:r>
-      <w:proofErr w:type="spellEnd"/>
-      <w:r>
-        <w:rPr>
-          <w:rFonts w:ascii="Times New Roman" w:hAnsi="Times New Roman" w:cs="Times New Roman"/>
-          <w:lang w:val="en-PK"/>
-        </w:rPr>
-        <w:t xml:space="preserve">. Ek hi password </w:t>
-      </w:r>
-      <w:proofErr w:type="spellStart"/>
-      <w:r>
-        <w:rPr>
-          <w:rFonts w:ascii="Times New Roman" w:hAnsi="Times New Roman" w:cs="Times New Roman"/>
-          <w:lang w:val="en-PK"/>
-        </w:rPr>
-        <w:t>har</w:t>
-      </w:r>
-      <w:proofErr w:type="spellEnd"/>
-      <w:r>
-        <w:rPr>
-          <w:rFonts w:ascii="Times New Roman" w:hAnsi="Times New Roman" w:cs="Times New Roman"/>
-          <w:lang w:val="en-PK"/>
-        </w:rPr>
-        <w:t xml:space="preserve"> </w:t>
-      </w:r>
-      <w:proofErr w:type="spellStart"/>
-      <w:r>
-        <w:rPr>
-          <w:rFonts w:ascii="Times New Roman" w:hAnsi="Times New Roman" w:cs="Times New Roman"/>
-          <w:lang w:val="en-PK"/>
-        </w:rPr>
-        <w:t>jagah</w:t>
-      </w:r>
-      <w:proofErr w:type="spellEnd"/>
-      <w:r>
-        <w:rPr>
-          <w:rFonts w:ascii="Times New Roman" w:hAnsi="Times New Roman" w:cs="Times New Roman"/>
-          <w:lang w:val="en-PK"/>
-        </w:rPr>
-        <w:t xml:space="preserve"> </w:t>
-      </w:r>
-      <w:proofErr w:type="spellStart"/>
-      <w:r>
-        <w:rPr>
-          <w:rFonts w:ascii="Times New Roman" w:hAnsi="Times New Roman" w:cs="Times New Roman"/>
-          <w:lang w:val="en-PK"/>
-        </w:rPr>
-        <w:t>istemaal</w:t>
-      </w:r>
-      <w:proofErr w:type="spellEnd"/>
-      <w:r>
-        <w:rPr>
-          <w:rFonts w:ascii="Times New Roman" w:hAnsi="Times New Roman" w:cs="Times New Roman"/>
-          <w:lang w:val="en-PK"/>
-        </w:rPr>
-        <w:t xml:space="preserve"> </w:t>
-      </w:r>
-      <w:proofErr w:type="spellStart"/>
-      <w:r>
-        <w:rPr>
-          <w:rFonts w:ascii="Times New Roman" w:hAnsi="Times New Roman" w:cs="Times New Roman"/>
-          <w:lang w:val="en-PK"/>
-        </w:rPr>
-        <w:t>karne</w:t>
-      </w:r>
-      <w:proofErr w:type="spellEnd"/>
-      <w:r>
-        <w:rPr>
-          <w:rFonts w:ascii="Times New Roman" w:hAnsi="Times New Roman" w:cs="Times New Roman"/>
-          <w:lang w:val="en-PK"/>
-        </w:rPr>
-        <w:t xml:space="preserve"> se agar ek account leak </w:t>
-      </w:r>
-      <w:proofErr w:type="spellStart"/>
-      <w:r>
-        <w:rPr>
-          <w:rFonts w:ascii="Times New Roman" w:hAnsi="Times New Roman" w:cs="Times New Roman"/>
-          <w:lang w:val="en-PK"/>
-        </w:rPr>
-        <w:t>hua</w:t>
-      </w:r>
-      <w:proofErr w:type="spellEnd"/>
-      <w:r>
-        <w:rPr>
-          <w:rFonts w:ascii="Times New Roman" w:hAnsi="Times New Roman" w:cs="Times New Roman"/>
-          <w:lang w:val="en-PK"/>
-        </w:rPr>
-        <w:t xml:space="preserve">, </w:t>
-      </w:r>
-      <w:proofErr w:type="spellStart"/>
-      <w:r>
-        <w:rPr>
-          <w:rFonts w:ascii="Times New Roman" w:hAnsi="Times New Roman" w:cs="Times New Roman"/>
-          <w:lang w:val="en-PK"/>
-        </w:rPr>
-        <w:t>toh</w:t>
-      </w:r>
-      <w:proofErr w:type="spellEnd"/>
-      <w:r>
-        <w:rPr>
-          <w:rFonts w:ascii="Times New Roman" w:hAnsi="Times New Roman" w:cs="Times New Roman"/>
-          <w:lang w:val="en-PK"/>
-        </w:rPr>
-        <w:t xml:space="preserve"> sab </w:t>
-      </w:r>
-      <w:proofErr w:type="spellStart"/>
-      <w:r>
-        <w:rPr>
-          <w:rFonts w:ascii="Times New Roman" w:hAnsi="Times New Roman" w:cs="Times New Roman"/>
-          <w:lang w:val="en-PK"/>
-        </w:rPr>
-        <w:t>khatrey</w:t>
-      </w:r>
-      <w:proofErr w:type="spellEnd"/>
-      <w:r>
-        <w:rPr>
-          <w:rFonts w:ascii="Times New Roman" w:hAnsi="Times New Roman" w:cs="Times New Roman"/>
-          <w:lang w:val="en-PK"/>
-        </w:rPr>
-        <w:t xml:space="preserve"> </w:t>
-      </w:r>
-      <w:proofErr w:type="spellStart"/>
-      <w:r>
-        <w:rPr>
-          <w:rFonts w:ascii="Times New Roman" w:hAnsi="Times New Roman" w:cs="Times New Roman"/>
-          <w:lang w:val="en-PK"/>
-        </w:rPr>
-        <w:t>mein</w:t>
-      </w:r>
-      <w:proofErr w:type="spellEnd"/>
-      <w:r>
-        <w:rPr>
-          <w:rFonts w:ascii="Times New Roman" w:hAnsi="Times New Roman" w:cs="Times New Roman"/>
-          <w:lang w:val="en-PK"/>
-        </w:rPr>
-        <w:t xml:space="preserve"> aa </w:t>
-      </w:r>
-      <w:proofErr w:type="spellStart"/>
-      <w:r>
-        <w:rPr>
-          <w:rFonts w:ascii="Times New Roman" w:hAnsi="Times New Roman" w:cs="Times New Roman"/>
-          <w:lang w:val="en-PK"/>
-        </w:rPr>
-        <w:t>jayenge</w:t>
-      </w:r>
-      <w:proofErr w:type="spellEnd"/>
-      <w:r>
-        <w:rPr>
-          <w:rFonts w:ascii="Times New Roman" w:hAnsi="Times New Roman" w:cs="Times New Roman"/>
-          <w:lang w:val="en-PK"/>
-        </w:rPr>
-        <w:t xml:space="preserve">. Complex passphrases </w:t>
-      </w:r>
-      <w:proofErr w:type="spellStart"/>
-      <w:r>
-        <w:rPr>
-          <w:rFonts w:ascii="Times New Roman" w:hAnsi="Times New Roman" w:cs="Times New Roman"/>
-          <w:lang w:val="en-PK"/>
-        </w:rPr>
-        <w:t>banayein</w:t>
-      </w:r>
-      <w:proofErr w:type="spellEnd"/>
-      <w:r>
-        <w:rPr>
-          <w:rFonts w:ascii="Times New Roman" w:hAnsi="Times New Roman" w:cs="Times New Roman"/>
-          <w:lang w:val="en-PK"/>
-        </w:rPr>
-        <w:t xml:space="preserve"> </w:t>
-      </w:r>
-      <w:proofErr w:type="spellStart"/>
-      <w:r>
-        <w:rPr>
-          <w:rFonts w:ascii="Times New Roman" w:hAnsi="Times New Roman" w:cs="Times New Roman"/>
-          <w:lang w:val="en-PK"/>
-        </w:rPr>
-        <w:t>ya</w:t>
-      </w:r>
-      <w:proofErr w:type="spellEnd"/>
-      <w:r>
-        <w:rPr>
-          <w:rFonts w:ascii="Times New Roman" w:hAnsi="Times New Roman" w:cs="Times New Roman"/>
-          <w:lang w:val="en-PK"/>
-        </w:rPr>
-        <w:t xml:space="preserve"> Password Manager ka </w:t>
-      </w:r>
-      <w:proofErr w:type="spellStart"/>
-      <w:r>
-        <w:rPr>
-          <w:rFonts w:ascii="Times New Roman" w:hAnsi="Times New Roman" w:cs="Times New Roman"/>
-          <w:lang w:val="en-PK"/>
-        </w:rPr>
-        <w:t>istemaal</w:t>
-      </w:r>
-      <w:proofErr w:type="spellEnd"/>
-      <w:r>
-        <w:rPr>
-          <w:rFonts w:ascii="Times New Roman" w:hAnsi="Times New Roman" w:cs="Times New Roman"/>
-          <w:lang w:val="en-PK"/>
-        </w:rPr>
-        <w:t xml:space="preserve"> </w:t>
-      </w:r>
-      <w:proofErr w:type="spellStart"/>
-      <w:r>
-        <w:rPr>
-          <w:rFonts w:ascii="Times New Roman" w:hAnsi="Times New Roman" w:cs="Times New Roman"/>
-          <w:lang w:val="en-PK"/>
-        </w:rPr>
-        <w:t>karein</w:t>
-      </w:r>
-      <w:proofErr w:type="spellEnd"/>
-      <w:r>
-        <w:rPr>
-          <w:rFonts w:ascii="Times New Roman" w:hAnsi="Times New Roman" w:cs="Times New Roman"/>
-          <w:lang w:val="en-PK"/>
-        </w:rPr>
-        <w:t>.</w:t>
-      </w:r>
-    </w:p>
-    <w:p>
-      <w:pPr>
-        <w:numPr>
-          <w:ilvl w:val="0"/>
-          <w:numId w:val="16"/>
-        </w:numPr>
-        <w:rPr>
-          <w:rFonts w:ascii="Times New Roman" w:hAnsi="Times New Roman" w:cs="Times New Roman"/>
-          <w:lang w:val="en-PK"/>
-        </w:rPr>
-      </w:pPr>
-      <w:r>
-        <w:rPr>
-          <w:rFonts w:ascii="Times New Roman" w:hAnsi="Times New Roman" w:cs="Times New Roman"/>
-          <w:b/>
-          <w:bCs/>
-          <w:lang w:val="en-PK"/>
-        </w:rPr>
-        <w:t>Key Takeaway:</w:t>
       </w:r>
       <w:r>
         <w:rPr>
@@ -1319,14 +1270,21 @@
           <w:bCs/>
           <w:lang w:val="en-PK"/>
         </w:rPr>
-        <w:t>Hook:</w:t>
-      </w:r>
-      <w:r>
-        <w:rPr>
-          <w:rFonts w:ascii="Times New Roman" w:hAnsi="Times New Roman" w:cs="Times New Roman"/>
-          <w:lang w:val="en-PK"/>
-        </w:rPr>
-        <w:t xml:space="preserve"> One lock is good, but two locks make you almost </w:t>
+        <w:t>Core Concept:</w:t>
+      </w:r>
+      <w:r>
+        <w:rPr>
+          <w:rFonts w:ascii="Times New Roman" w:hAnsi="Times New Roman" w:cs="Times New Roman"/>
+          <w:lang w:val="en-PK"/>
+        </w:rPr>
+        <w:t xml:space="preserve"> </w:t>
+      </w:r>
+      <w:r>
+        <w:rPr>
+          <w:rFonts w:ascii="Times New Roman" w:hAnsi="Times New Roman" w:cs="Times New Roman"/>
+          <w:lang w:val="en-PK"/>
+        </w:rPr>
+        <w:t xml:space="preserve">One lock is good, but two locks make you almost </w:t>
       </w:r>
       <w:proofErr w:type="spellStart"/>
       <w:r>
@@ -1344,27 +1302,6 @@
         </w:rPr>
         <w:t>.</w:t>
       </w:r>
-    </w:p>
-    <w:p>
-      <w:pPr>
-        <w:numPr>
-          <w:ilvl w:val="0"/>
-          <w:numId w:val="18"/>
-        </w:numPr>
-        <w:rPr>
-          <w:rFonts w:ascii="Times New Roman" w:hAnsi="Times New Roman" w:cs="Times New Roman"/>
-          <w:lang w:val="en-PK"/>
-        </w:rPr>
-      </w:pPr>
-      <w:r>
-        <w:rPr>
-          <w:rFonts w:ascii="Times New Roman" w:hAnsi="Times New Roman" w:cs="Times New Roman"/>
-          <w:b/>
-          <w:bCs/>
-          <w:lang w:val="en-PK"/>
-        </w:rPr>
-        <w:t>Core Concept:</w:t>
-      </w:r>
       <w:r>
         <w:rPr>
           <w:rFonts w:ascii="Times New Roman" w:hAnsi="Times New Roman" w:cs="Times New Roman"/>
@@ -1388,33 +1325,19 @@
         </w:rPr>
         <w:t>—something you know (password) plus something you have (authenticator app or OTP). Never share OTP codes with anyone, and never approve "MFA Push Notifications" if you didn't initiate the login request.</w:t>
       </w:r>
-    </w:p>
-    <w:p>
-      <w:pPr>
-        <w:numPr>
-          <w:ilvl w:val="0"/>
-          <w:numId w:val="18"/>
-        </w:numPr>
-        <w:rPr>
-          <w:rFonts w:ascii="Times New Roman" w:hAnsi="Times New Roman" w:cs="Times New Roman"/>
-          <w:lang w:val="en-PK"/>
-        </w:rPr>
-      </w:pPr>
-      <w:r>
-        <w:rPr>
-          <w:rFonts w:ascii="Times New Roman" w:hAnsi="Times New Roman" w:cs="Times New Roman"/>
-          <w:b/>
-          <w:bCs/>
-          <w:lang w:val="en-PK"/>
-        </w:rPr>
-        <w:t>Key Takeaway:</w:t>
-      </w:r>
-      <w:r>
-        <w:rPr>
-          <w:rFonts w:ascii="Times New Roman" w:hAnsi="Times New Roman" w:cs="Times New Roman"/>
-          <w:lang w:val="en-PK"/>
-        </w:rPr>
-        <w:t xml:space="preserve"> MFA is your ultimate </w:t>
+      <w:r>
+        <w:rPr>
+          <w:rFonts w:ascii="Times New Roman" w:hAnsi="Times New Roman" w:cs="Times New Roman"/>
+          <w:lang w:val="en-PK"/>
+        </w:rPr>
+        <w:t xml:space="preserve"> </w:t>
+      </w:r>
+      <w:r>
+        <w:rPr>
+          <w:rFonts w:ascii="Times New Roman" w:hAnsi="Times New Roman" w:cs="Times New Roman"/>
+          <w:lang w:val="en-PK"/>
+        </w:rPr>
+        <w:t xml:space="preserve">MFA is your ultimate </w:t>
       </w:r>
       <w:proofErr w:type="spellStart"/>
       <w:r>
@@ -1496,14 +1419,21 @@
           <w:bCs/>
           <w:lang w:val="en-PK"/>
         </w:rPr>
-        <w:t>Hook:</w:t>
-      </w:r>
-      <w:r>
-        <w:rPr>
-          <w:rFonts w:ascii="Times New Roman" w:hAnsi="Times New Roman" w:cs="Times New Roman"/>
-          <w:lang w:val="en-PK"/>
-        </w:rPr>
-        <w:t xml:space="preserve"> Ek tala </w:t>
+        <w:t>Core Concept:</w:t>
+      </w:r>
+      <w:r>
+        <w:rPr>
+          <w:rFonts w:ascii="Times New Roman" w:hAnsi="Times New Roman" w:cs="Times New Roman"/>
+          <w:lang w:val="en-PK"/>
+        </w:rPr>
+        <w:t xml:space="preserve"> </w:t>
+      </w:r>
+      <w:r>
+        <w:rPr>
+          <w:rFonts w:ascii="Times New Roman" w:hAnsi="Times New Roman" w:cs="Times New Roman"/>
+          <w:lang w:val="en-PK"/>
+        </w:rPr>
+        <w:t xml:space="preserve">Ek tala </w:t>
       </w:r>
       <w:proofErr w:type="spellStart"/>
       <w:r>
@@ -1656,6 +1586,370 @@
           <w:lang w:val="en-PK"/>
         </w:rPr>
         <w:t>hain</w:t>
+      </w:r>
+      <w:proofErr w:type="spellEnd"/>
+      <w:r>
+        <w:rPr>
+          <w:rFonts w:ascii="Times New Roman" w:hAnsi="Times New Roman" w:cs="Times New Roman"/>
+          <w:lang w:val="en-PK"/>
+        </w:rPr>
+        <w:t>.</w:t>
+      </w:r>
+      <w:r>
+        <w:rPr>
+          <w:rFonts w:ascii="Times New Roman" w:hAnsi="Times New Roman" w:cs="Times New Roman"/>
+          <w:lang w:val="en-PK"/>
+        </w:rPr>
+        <w:t xml:space="preserve"> </w:t>
+      </w:r>
+      <w:r>
+        <w:rPr>
+          <w:rFonts w:ascii="Times New Roman" w:hAnsi="Times New Roman" w:cs="Times New Roman"/>
+          <w:lang w:val="en-PK"/>
+        </w:rPr>
+        <w:t xml:space="preserve">MFA security ki </w:t>
+      </w:r>
+      <w:proofErr w:type="spellStart"/>
+      <w:r>
+        <w:rPr>
+          <w:rFonts w:ascii="Times New Roman" w:hAnsi="Times New Roman" w:cs="Times New Roman"/>
+          <w:lang w:val="en-PK"/>
+        </w:rPr>
+        <w:t>doosri</w:t>
+      </w:r>
+      <w:proofErr w:type="spellEnd"/>
+      <w:r>
+        <w:rPr>
+          <w:rFonts w:ascii="Times New Roman" w:hAnsi="Times New Roman" w:cs="Times New Roman"/>
+          <w:lang w:val="en-PK"/>
+        </w:rPr>
+        <w:t xml:space="preserve"> </w:t>
+      </w:r>
+      <w:proofErr w:type="spellStart"/>
+      <w:r>
+        <w:rPr>
+          <w:rFonts w:ascii="Times New Roman" w:hAnsi="Times New Roman" w:cs="Times New Roman"/>
+          <w:lang w:val="en-PK"/>
+        </w:rPr>
+        <w:t>teh</w:t>
+      </w:r>
+      <w:proofErr w:type="spellEnd"/>
+      <w:r>
+        <w:rPr>
+          <w:rFonts w:ascii="Times New Roman" w:hAnsi="Times New Roman" w:cs="Times New Roman"/>
+          <w:lang w:val="en-PK"/>
+        </w:rPr>
+        <w:t xml:space="preserve"> </w:t>
+      </w:r>
+      <w:proofErr w:type="spellStart"/>
+      <w:r>
+        <w:rPr>
+          <w:rFonts w:ascii="Times New Roman" w:hAnsi="Times New Roman" w:cs="Times New Roman"/>
+          <w:lang w:val="en-PK"/>
+        </w:rPr>
+        <w:t>hai</w:t>
+      </w:r>
+      <w:proofErr w:type="spellEnd"/>
+      <w:r>
+        <w:rPr>
+          <w:rFonts w:ascii="Times New Roman" w:hAnsi="Times New Roman" w:cs="Times New Roman"/>
+          <w:lang w:val="en-PK"/>
+        </w:rPr>
+        <w:t xml:space="preserve">—ek </w:t>
+      </w:r>
+      <w:proofErr w:type="spellStart"/>
+      <w:r>
+        <w:rPr>
+          <w:rFonts w:ascii="Times New Roman" w:hAnsi="Times New Roman" w:cs="Times New Roman"/>
+          <w:lang w:val="en-PK"/>
+        </w:rPr>
+        <w:t>aapka</w:t>
+      </w:r>
+      <w:proofErr w:type="spellEnd"/>
+      <w:r>
+        <w:rPr>
+          <w:rFonts w:ascii="Times New Roman" w:hAnsi="Times New Roman" w:cs="Times New Roman"/>
+          <w:lang w:val="en-PK"/>
+        </w:rPr>
+        <w:t xml:space="preserve"> password aur doosra </w:t>
+      </w:r>
+      <w:proofErr w:type="spellStart"/>
+      <w:r>
+        <w:rPr>
+          <w:rFonts w:ascii="Times New Roman" w:hAnsi="Times New Roman" w:cs="Times New Roman"/>
+          <w:lang w:val="en-PK"/>
+        </w:rPr>
+        <w:t>aapka</w:t>
+      </w:r>
+      <w:proofErr w:type="spellEnd"/>
+      <w:r>
+        <w:rPr>
+          <w:rFonts w:ascii="Times New Roman" w:hAnsi="Times New Roman" w:cs="Times New Roman"/>
+          <w:lang w:val="en-PK"/>
+        </w:rPr>
+        <w:t xml:space="preserve"> phone/authenticator app. Apna OTP </w:t>
+      </w:r>
+      <w:proofErr w:type="spellStart"/>
+      <w:r>
+        <w:rPr>
+          <w:rFonts w:ascii="Times New Roman" w:hAnsi="Times New Roman" w:cs="Times New Roman"/>
+          <w:lang w:val="en-PK"/>
+        </w:rPr>
+        <w:t>kisi</w:t>
+      </w:r>
+      <w:proofErr w:type="spellEnd"/>
+      <w:r>
+        <w:rPr>
+          <w:rFonts w:ascii="Times New Roman" w:hAnsi="Times New Roman" w:cs="Times New Roman"/>
+          <w:lang w:val="en-PK"/>
+        </w:rPr>
+        <w:t xml:space="preserve"> se share </w:t>
+      </w:r>
+      <w:proofErr w:type="spellStart"/>
+      <w:r>
+        <w:rPr>
+          <w:rFonts w:ascii="Times New Roman" w:hAnsi="Times New Roman" w:cs="Times New Roman"/>
+          <w:lang w:val="en-PK"/>
+        </w:rPr>
+        <w:t>na</w:t>
+      </w:r>
+      <w:proofErr w:type="spellEnd"/>
+      <w:r>
+        <w:rPr>
+          <w:rFonts w:ascii="Times New Roman" w:hAnsi="Times New Roman" w:cs="Times New Roman"/>
+          <w:lang w:val="en-PK"/>
+        </w:rPr>
+        <w:t xml:space="preserve"> </w:t>
+      </w:r>
+      <w:proofErr w:type="spellStart"/>
+      <w:r>
+        <w:rPr>
+          <w:rFonts w:ascii="Times New Roman" w:hAnsi="Times New Roman" w:cs="Times New Roman"/>
+          <w:lang w:val="en-PK"/>
+        </w:rPr>
+        <w:t>karein</w:t>
+      </w:r>
+      <w:proofErr w:type="spellEnd"/>
+      <w:r>
+        <w:rPr>
+          <w:rFonts w:ascii="Times New Roman" w:hAnsi="Times New Roman" w:cs="Times New Roman"/>
+          <w:lang w:val="en-PK"/>
+        </w:rPr>
+        <w:t xml:space="preserve"> aur </w:t>
+      </w:r>
+      <w:proofErr w:type="spellStart"/>
+      <w:r>
+        <w:rPr>
+          <w:rFonts w:ascii="Times New Roman" w:hAnsi="Times New Roman" w:cs="Times New Roman"/>
+          <w:lang w:val="en-PK"/>
+        </w:rPr>
+        <w:t>bina</w:t>
+      </w:r>
+      <w:proofErr w:type="spellEnd"/>
+      <w:r>
+        <w:rPr>
+          <w:rFonts w:ascii="Times New Roman" w:hAnsi="Times New Roman" w:cs="Times New Roman"/>
+          <w:lang w:val="en-PK"/>
+        </w:rPr>
+        <w:t xml:space="preserve"> login </w:t>
+      </w:r>
+      <w:proofErr w:type="spellStart"/>
+      <w:r>
+        <w:rPr>
+          <w:rFonts w:ascii="Times New Roman" w:hAnsi="Times New Roman" w:cs="Times New Roman"/>
+          <w:lang w:val="en-PK"/>
+        </w:rPr>
+        <w:t>kiye</w:t>
+      </w:r>
+      <w:proofErr w:type="spellEnd"/>
+      <w:r>
+        <w:rPr>
+          <w:rFonts w:ascii="Times New Roman" w:hAnsi="Times New Roman" w:cs="Times New Roman"/>
+          <w:lang w:val="en-PK"/>
+        </w:rPr>
+        <w:t xml:space="preserve"> </w:t>
+      </w:r>
+      <w:proofErr w:type="spellStart"/>
+      <w:r>
+        <w:rPr>
+          <w:rFonts w:ascii="Times New Roman" w:hAnsi="Times New Roman" w:cs="Times New Roman"/>
+          <w:lang w:val="en-PK"/>
+        </w:rPr>
+        <w:t>aane</w:t>
+      </w:r>
+      <w:proofErr w:type="spellEnd"/>
+      <w:r>
+        <w:rPr>
+          <w:rFonts w:ascii="Times New Roman" w:hAnsi="Times New Roman" w:cs="Times New Roman"/>
+          <w:lang w:val="en-PK"/>
+        </w:rPr>
+        <w:t xml:space="preserve"> </w:t>
+      </w:r>
+      <w:proofErr w:type="spellStart"/>
+      <w:r>
+        <w:rPr>
+          <w:rFonts w:ascii="Times New Roman" w:hAnsi="Times New Roman" w:cs="Times New Roman"/>
+          <w:lang w:val="en-PK"/>
+        </w:rPr>
+        <w:t>wali</w:t>
+      </w:r>
+      <w:proofErr w:type="spellEnd"/>
+      <w:r>
+        <w:rPr>
+          <w:rFonts w:ascii="Times New Roman" w:hAnsi="Times New Roman" w:cs="Times New Roman"/>
+          <w:lang w:val="en-PK"/>
+        </w:rPr>
+        <w:t xml:space="preserve"> MFA approval request ko </w:t>
+      </w:r>
+      <w:proofErr w:type="spellStart"/>
+      <w:r>
+        <w:rPr>
+          <w:rFonts w:ascii="Times New Roman" w:hAnsi="Times New Roman" w:cs="Times New Roman"/>
+          <w:lang w:val="en-PK"/>
+        </w:rPr>
+        <w:t>hamesha</w:t>
+      </w:r>
+      <w:proofErr w:type="spellEnd"/>
+      <w:r>
+        <w:rPr>
+          <w:rFonts w:ascii="Times New Roman" w:hAnsi="Times New Roman" w:cs="Times New Roman"/>
+          <w:lang w:val="en-PK"/>
+        </w:rPr>
+        <w:t xml:space="preserve"> deny </w:t>
+      </w:r>
+      <w:proofErr w:type="spellStart"/>
+      <w:r>
+        <w:rPr>
+          <w:rFonts w:ascii="Times New Roman" w:hAnsi="Times New Roman" w:cs="Times New Roman"/>
+          <w:lang w:val="en-PK"/>
+        </w:rPr>
+        <w:t>karein</w:t>
+      </w:r>
+      <w:proofErr w:type="spellEnd"/>
+      <w:r>
+        <w:rPr>
+          <w:rFonts w:ascii="Times New Roman" w:hAnsi="Times New Roman" w:cs="Times New Roman"/>
+          <w:lang w:val="en-PK"/>
+        </w:rPr>
+        <w:t>.</w:t>
+      </w:r>
+      <w:r>
+        <w:rPr>
+          <w:rFonts w:ascii="Times New Roman" w:hAnsi="Times New Roman" w:cs="Times New Roman"/>
+          <w:lang w:val="en-PK"/>
+        </w:rPr>
+        <w:t xml:space="preserve"> </w:t>
+      </w:r>
+      <w:r>
+        <w:rPr>
+          <w:rFonts w:ascii="Times New Roman" w:hAnsi="Times New Roman" w:cs="Times New Roman"/>
+          <w:lang w:val="en-PK"/>
+        </w:rPr>
+        <w:t xml:space="preserve">MFA </w:t>
+      </w:r>
+      <w:proofErr w:type="spellStart"/>
+      <w:r>
+        <w:rPr>
+          <w:rFonts w:ascii="Times New Roman" w:hAnsi="Times New Roman" w:cs="Times New Roman"/>
+          <w:lang w:val="en-PK"/>
+        </w:rPr>
+        <w:t>aapki</w:t>
+      </w:r>
+      <w:proofErr w:type="spellEnd"/>
+      <w:r>
+        <w:rPr>
+          <w:rFonts w:ascii="Times New Roman" w:hAnsi="Times New Roman" w:cs="Times New Roman"/>
+          <w:lang w:val="en-PK"/>
+        </w:rPr>
+        <w:t xml:space="preserve"> </w:t>
+      </w:r>
+      <w:proofErr w:type="spellStart"/>
+      <w:r>
+        <w:rPr>
+          <w:rFonts w:ascii="Times New Roman" w:hAnsi="Times New Roman" w:cs="Times New Roman"/>
+          <w:lang w:val="en-PK"/>
+        </w:rPr>
+        <w:t>behtereen</w:t>
+      </w:r>
+      <w:proofErr w:type="spellEnd"/>
+      <w:r>
+        <w:rPr>
+          <w:rFonts w:ascii="Times New Roman" w:hAnsi="Times New Roman" w:cs="Times New Roman"/>
+          <w:lang w:val="en-PK"/>
+        </w:rPr>
+        <w:t xml:space="preserve"> </w:t>
+      </w:r>
+      <w:proofErr w:type="spellStart"/>
+      <w:r>
+        <w:rPr>
+          <w:rFonts w:ascii="Times New Roman" w:hAnsi="Times New Roman" w:cs="Times New Roman"/>
+          <w:lang w:val="en-PK"/>
+        </w:rPr>
+        <w:t>hifazat</w:t>
+      </w:r>
+      <w:proofErr w:type="spellEnd"/>
+      <w:r>
+        <w:rPr>
+          <w:rFonts w:ascii="Times New Roman" w:hAnsi="Times New Roman" w:cs="Times New Roman"/>
+          <w:lang w:val="en-PK"/>
+        </w:rPr>
+        <w:t xml:space="preserve"> </w:t>
+      </w:r>
+      <w:proofErr w:type="spellStart"/>
+      <w:r>
+        <w:rPr>
+          <w:rFonts w:ascii="Times New Roman" w:hAnsi="Times New Roman" w:cs="Times New Roman"/>
+          <w:lang w:val="en-PK"/>
+        </w:rPr>
+        <w:t>hai</w:t>
+      </w:r>
+      <w:proofErr w:type="spellEnd"/>
+      <w:r>
+        <w:rPr>
+          <w:rFonts w:ascii="Times New Roman" w:hAnsi="Times New Roman" w:cs="Times New Roman"/>
+          <w:lang w:val="en-PK"/>
+        </w:rPr>
+        <w:t xml:space="preserve">—unwanted login prompts ko </w:t>
+      </w:r>
+      <w:proofErr w:type="spellStart"/>
+      <w:r>
+        <w:rPr>
+          <w:rFonts w:ascii="Times New Roman" w:hAnsi="Times New Roman" w:cs="Times New Roman"/>
+          <w:lang w:val="en-PK"/>
+        </w:rPr>
+        <w:t>kabhi</w:t>
+      </w:r>
+      <w:proofErr w:type="spellEnd"/>
+      <w:r>
+        <w:rPr>
+          <w:rFonts w:ascii="Times New Roman" w:hAnsi="Times New Roman" w:cs="Times New Roman"/>
+          <w:lang w:val="en-PK"/>
+        </w:rPr>
+        <w:t xml:space="preserve"> approve </w:t>
+      </w:r>
+      <w:proofErr w:type="spellStart"/>
+      <w:r>
+        <w:rPr>
+          <w:rFonts w:ascii="Times New Roman" w:hAnsi="Times New Roman" w:cs="Times New Roman"/>
+          <w:lang w:val="en-PK"/>
+        </w:rPr>
+        <w:t>na</w:t>
+      </w:r>
+      <w:proofErr w:type="spellEnd"/>
+      <w:r>
+        <w:rPr>
+          <w:rFonts w:ascii="Times New Roman" w:hAnsi="Times New Roman" w:cs="Times New Roman"/>
+          <w:lang w:val="en-PK"/>
+        </w:rPr>
+        <w:t xml:space="preserve"> </w:t>
+      </w:r>
+      <w:proofErr w:type="spellStart"/>
+      <w:r>
+        <w:rPr>
+          <w:rFonts w:ascii="Times New Roman" w:hAnsi="Times New Roman" w:cs="Times New Roman"/>
+          <w:lang w:val="en-PK"/>
+        </w:rPr>
+        <w:t>karein</w:t>
       </w:r>
       <w:proofErr w:type="spellEnd"/>
       <w:r>
@@ -1668,10 +1962,15 @@
     </w:p>
     <w:p>
       <w:pPr>
-        <w:numPr>
-          <w:ilvl w:val="0"/>
-          <w:numId w:val="19"/>
-        </w:numPr>
+        <w:ind w:left="720"/>
+        <w:rPr>
+          <w:rFonts w:ascii="Times New Roman" w:hAnsi="Times New Roman" w:cs="Times New Roman"/>
+          <w:lang w:val="en-PK"/>
+        </w:rPr>
+      </w:pPr>
+    </w:p>
+    <w:p>
+      <w:pPr>
         <w:rPr>
           <w:rFonts w:ascii="Times New Roman" w:hAnsi="Times New Roman" w:cs="Times New Roman"/>
           <w:lang w:val="en-PK"/>
@@ -1685,394 +1984,6 @@
           <w:lang w:val="en-PK"/>
         </w:rPr>
         <w:lastRenderedPageBreak/>
-        <w:t>Core Concept:</w:t>
-      </w:r>
-      <w:r>
-        <w:rPr>
-          <w:rFonts w:ascii="Times New Roman" w:hAnsi="Times New Roman" w:cs="Times New Roman"/>
-          <w:lang w:val="en-PK"/>
-        </w:rPr>
-        <w:t xml:space="preserve"> MFA security ki </w:t>
-      </w:r>
-      <w:proofErr w:type="spellStart"/>
-      <w:r>
-        <w:rPr>
-          <w:rFonts w:ascii="Times New Roman" w:hAnsi="Times New Roman" w:cs="Times New Roman"/>
-          <w:lang w:val="en-PK"/>
-        </w:rPr>
-        <w:t>doosri</w:t>
-      </w:r>
-      <w:proofErr w:type="spellEnd"/>
-      <w:r>
-        <w:rPr>
-          <w:rFonts w:ascii="Times New Roman" w:hAnsi="Times New Roman" w:cs="Times New Roman"/>
-          <w:lang w:val="en-PK"/>
-        </w:rPr>
-        <w:t xml:space="preserve"> </w:t>
-      </w:r>
-      <w:proofErr w:type="spellStart"/>
-      <w:r>
-        <w:rPr>
-          <w:rFonts w:ascii="Times New Roman" w:hAnsi="Times New Roman" w:cs="Times New Roman"/>
-          <w:lang w:val="en-PK"/>
-        </w:rPr>
-        <w:t>teh</w:t>
-      </w:r>
-      <w:proofErr w:type="spellEnd"/>
-      <w:r>
-        <w:rPr>
-          <w:rFonts w:ascii="Times New Roman" w:hAnsi="Times New Roman" w:cs="Times New Roman"/>
-          <w:lang w:val="en-PK"/>
-        </w:rPr>
-        <w:t xml:space="preserve"> </w:t>
-      </w:r>
-      <w:proofErr w:type="spellStart"/>
-      <w:r>
-        <w:rPr>
-          <w:rFonts w:ascii="Times New Roman" w:hAnsi="Times New Roman" w:cs="Times New Roman"/>
-          <w:lang w:val="en-PK"/>
-        </w:rPr>
-        <w:t>hai</w:t>
-      </w:r>
-      <w:proofErr w:type="spellEnd"/>
-      <w:r>
-        <w:rPr>
-          <w:rFonts w:ascii="Times New Roman" w:hAnsi="Times New Roman" w:cs="Times New Roman"/>
-          <w:lang w:val="en-PK"/>
-        </w:rPr>
-        <w:t xml:space="preserve">—ek </w:t>
-      </w:r>
-      <w:proofErr w:type="spellStart"/>
-      <w:r>
-        <w:rPr>
-          <w:rFonts w:ascii="Times New Roman" w:hAnsi="Times New Roman" w:cs="Times New Roman"/>
-          <w:lang w:val="en-PK"/>
-        </w:rPr>
-        <w:t>aapka</w:t>
-      </w:r>
-      <w:proofErr w:type="spellEnd"/>
-      <w:r>
-        <w:rPr>
-          <w:rFonts w:ascii="Times New Roman" w:hAnsi="Times New Roman" w:cs="Times New Roman"/>
-          <w:lang w:val="en-PK"/>
-        </w:rPr>
-        <w:t xml:space="preserve"> password aur doosra </w:t>
-      </w:r>
-      <w:proofErr w:type="spellStart"/>
-      <w:r>
-        <w:rPr>
-          <w:rFonts w:ascii="Times New Roman" w:hAnsi="Times New Roman" w:cs="Times New Roman"/>
-          <w:lang w:val="en-PK"/>
-        </w:rPr>
-        <w:t>aapka</w:t>
-      </w:r>
-      <w:proofErr w:type="spellEnd"/>
-      <w:r>
-        <w:rPr>
-          <w:rFonts w:ascii="Times New Roman" w:hAnsi="Times New Roman" w:cs="Times New Roman"/>
-          <w:lang w:val="en-PK"/>
-        </w:rPr>
-        <w:t xml:space="preserve"> phone/authenticator app. Apna OTP </w:t>
-      </w:r>
-      <w:proofErr w:type="spellStart"/>
-      <w:r>
-        <w:rPr>
-          <w:rFonts w:ascii="Times New Roman" w:hAnsi="Times New Roman" w:cs="Times New Roman"/>
-          <w:lang w:val="en-PK"/>
-        </w:rPr>
-        <w:t>kisi</w:t>
-      </w:r>
-      <w:proofErr w:type="spellEnd"/>
-      <w:r>
-        <w:rPr>
-          <w:rFonts w:ascii="Times New Roman" w:hAnsi="Times New Roman" w:cs="Times New Roman"/>
-          <w:lang w:val="en-PK"/>
-        </w:rPr>
-        <w:t xml:space="preserve"> se share </w:t>
-      </w:r>
-      <w:proofErr w:type="spellStart"/>
-      <w:r>
-        <w:rPr>
-          <w:rFonts w:ascii="Times New Roman" w:hAnsi="Times New Roman" w:cs="Times New Roman"/>
-          <w:lang w:val="en-PK"/>
-        </w:rPr>
-        <w:t>na</w:t>
-      </w:r>
-      <w:proofErr w:type="spellEnd"/>
-      <w:r>
-        <w:rPr>
-          <w:rFonts w:ascii="Times New Roman" w:hAnsi="Times New Roman" w:cs="Times New Roman"/>
-          <w:lang w:val="en-PK"/>
-        </w:rPr>
-        <w:t xml:space="preserve"> </w:t>
-      </w:r>
-      <w:proofErr w:type="spellStart"/>
-      <w:r>
-        <w:rPr>
-          <w:rFonts w:ascii="Times New Roman" w:hAnsi="Times New Roman" w:cs="Times New Roman"/>
-          <w:lang w:val="en-PK"/>
-        </w:rPr>
-        <w:t>karein</w:t>
-      </w:r>
-      <w:proofErr w:type="spellEnd"/>
-      <w:r>
-        <w:rPr>
-          <w:rFonts w:ascii="Times New Roman" w:hAnsi="Times New Roman" w:cs="Times New Roman"/>
-          <w:lang w:val="en-PK"/>
-        </w:rPr>
-        <w:t xml:space="preserve"> aur </w:t>
-      </w:r>
-      <w:proofErr w:type="spellStart"/>
-      <w:r>
-        <w:rPr>
-          <w:rFonts w:ascii="Times New Roman" w:hAnsi="Times New Roman" w:cs="Times New Roman"/>
-          <w:lang w:val="en-PK"/>
-        </w:rPr>
-        <w:t>bina</w:t>
-      </w:r>
-      <w:proofErr w:type="spellEnd"/>
-      <w:r>
-        <w:rPr>
-          <w:rFonts w:ascii="Times New Roman" w:hAnsi="Times New Roman" w:cs="Times New Roman"/>
-          <w:lang w:val="en-PK"/>
-        </w:rPr>
-        <w:t xml:space="preserve"> login </w:t>
-      </w:r>
-      <w:proofErr w:type="spellStart"/>
-      <w:r>
-        <w:rPr>
-          <w:rFonts w:ascii="Times New Roman" w:hAnsi="Times New Roman" w:cs="Times New Roman"/>
-          <w:lang w:val="en-PK"/>
-        </w:rPr>
-        <w:t>kiye</w:t>
-      </w:r>
-      <w:proofErr w:type="spellEnd"/>
-      <w:r>
-        <w:rPr>
-          <w:rFonts w:ascii="Times New Roman" w:hAnsi="Times New Roman" w:cs="Times New Roman"/>
-          <w:lang w:val="en-PK"/>
-        </w:rPr>
-        <w:t xml:space="preserve"> </w:t>
-      </w:r>
-      <w:proofErr w:type="spellStart"/>
-      <w:r>
-        <w:rPr>
-          <w:rFonts w:ascii="Times New Roman" w:hAnsi="Times New Roman" w:cs="Times New Roman"/>
-          <w:lang w:val="en-PK"/>
-        </w:rPr>
-        <w:t>aane</w:t>
-      </w:r>
-      <w:proofErr w:type="spellEnd"/>
-      <w:r>
-        <w:rPr>
-          <w:rFonts w:ascii="Times New Roman" w:hAnsi="Times New Roman" w:cs="Times New Roman"/>
-          <w:lang w:val="en-PK"/>
-        </w:rPr>
-        <w:t xml:space="preserve"> </w:t>
-      </w:r>
-      <w:proofErr w:type="spellStart"/>
-      <w:r>
-        <w:rPr>
-          <w:rFonts w:ascii="Times New Roman" w:hAnsi="Times New Roman" w:cs="Times New Roman"/>
-          <w:lang w:val="en-PK"/>
-        </w:rPr>
-        <w:t>wali</w:t>
-      </w:r>
-      <w:proofErr w:type="spellEnd"/>
-      <w:r>
-        <w:rPr>
-          <w:rFonts w:ascii="Times New Roman" w:hAnsi="Times New Roman" w:cs="Times New Roman"/>
-          <w:lang w:val="en-PK"/>
-        </w:rPr>
-        <w:t xml:space="preserve"> MFA approval request ko </w:t>
-      </w:r>
-      <w:proofErr w:type="spellStart"/>
-      <w:r>
-        <w:rPr>
-          <w:rFonts w:ascii="Times New Roman" w:hAnsi="Times New Roman" w:cs="Times New Roman"/>
-          <w:lang w:val="en-PK"/>
-        </w:rPr>
-        <w:t>hamesha</w:t>
-      </w:r>
-      <w:proofErr w:type="spellEnd"/>
-      <w:r>
-        <w:rPr>
-          <w:rFonts w:ascii="Times New Roman" w:hAnsi="Times New Roman" w:cs="Times New Roman"/>
-          <w:lang w:val="en-PK"/>
-        </w:rPr>
-        <w:t xml:space="preserve"> deny </w:t>
-      </w:r>
-      <w:proofErr w:type="spellStart"/>
-      <w:r>
-        <w:rPr>
-          <w:rFonts w:ascii="Times New Roman" w:hAnsi="Times New Roman" w:cs="Times New Roman"/>
-          <w:lang w:val="en-PK"/>
-        </w:rPr>
-        <w:t>karein</w:t>
-      </w:r>
-      <w:proofErr w:type="spellEnd"/>
-      <w:r>
-        <w:rPr>
-          <w:rFonts w:ascii="Times New Roman" w:hAnsi="Times New Roman" w:cs="Times New Roman"/>
-          <w:lang w:val="en-PK"/>
-        </w:rPr>
-        <w:t>.</w:t>
-      </w:r>
-    </w:p>
-    <w:p>
-      <w:pPr>
-        <w:numPr>
-          <w:ilvl w:val="0"/>
-          <w:numId w:val="19"/>
-        </w:numPr>
-        <w:rPr>
-          <w:rFonts w:ascii="Times New Roman" w:hAnsi="Times New Roman" w:cs="Times New Roman"/>
-          <w:lang w:val="en-PK"/>
-        </w:rPr>
-      </w:pPr>
-      <w:r>
-        <w:rPr>
-          <w:rFonts w:ascii="Times New Roman" w:hAnsi="Times New Roman" w:cs="Times New Roman"/>
-          <w:b/>
-          <w:bCs/>
-          <w:lang w:val="en-PK"/>
-        </w:rPr>
-        <w:t>Key Takeaway:</w:t>
-      </w:r>
-      <w:r>
-        <w:rPr>
-          <w:rFonts w:ascii="Times New Roman" w:hAnsi="Times New Roman" w:cs="Times New Roman"/>
-          <w:lang w:val="en-PK"/>
-        </w:rPr>
-        <w:t xml:space="preserve"> MFA </w:t>
-      </w:r>
-      <w:proofErr w:type="spellStart"/>
-      <w:r>
-        <w:rPr>
-          <w:rFonts w:ascii="Times New Roman" w:hAnsi="Times New Roman" w:cs="Times New Roman"/>
-          <w:lang w:val="en-PK"/>
-        </w:rPr>
-        <w:t>aapki</w:t>
-      </w:r>
-      <w:proofErr w:type="spellEnd"/>
-      <w:r>
-        <w:rPr>
-          <w:rFonts w:ascii="Times New Roman" w:hAnsi="Times New Roman" w:cs="Times New Roman"/>
-          <w:lang w:val="en-PK"/>
-        </w:rPr>
-        <w:t xml:space="preserve"> </w:t>
-      </w:r>
-      <w:proofErr w:type="spellStart"/>
-      <w:r>
-        <w:rPr>
-          <w:rFonts w:ascii="Times New Roman" w:hAnsi="Times New Roman" w:cs="Times New Roman"/>
-          <w:lang w:val="en-PK"/>
-        </w:rPr>
-        <w:t>behtereen</w:t>
-      </w:r>
-      <w:proofErr w:type="spellEnd"/>
-      <w:r>
-        <w:rPr>
-          <w:rFonts w:ascii="Times New Roman" w:hAnsi="Times New Roman" w:cs="Times New Roman"/>
-          <w:lang w:val="en-PK"/>
-        </w:rPr>
-        <w:t xml:space="preserve"> </w:t>
-      </w:r>
-      <w:proofErr w:type="spellStart"/>
-      <w:r>
-        <w:rPr>
-          <w:rFonts w:ascii="Times New Roman" w:hAnsi="Times New Roman" w:cs="Times New Roman"/>
-          <w:lang w:val="en-PK"/>
-        </w:rPr>
-        <w:t>hifazat</w:t>
-      </w:r>
-      <w:proofErr w:type="spellEnd"/>
-      <w:r>
-        <w:rPr>
-          <w:rFonts w:ascii="Times New Roman" w:hAnsi="Times New Roman" w:cs="Times New Roman"/>
-          <w:lang w:val="en-PK"/>
-        </w:rPr>
-        <w:t xml:space="preserve"> </w:t>
-      </w:r>
-      <w:proofErr w:type="spellStart"/>
-      <w:r>
-        <w:rPr>
-          <w:rFonts w:ascii="Times New Roman" w:hAnsi="Times New Roman" w:cs="Times New Roman"/>
-          <w:lang w:val="en-PK"/>
-        </w:rPr>
-        <w:t>hai</w:t>
-      </w:r>
-      <w:proofErr w:type="spellEnd"/>
-      <w:r>
-        <w:rPr>
-          <w:rFonts w:ascii="Times New Roman" w:hAnsi="Times New Roman" w:cs="Times New Roman"/>
-          <w:lang w:val="en-PK"/>
-        </w:rPr>
-        <w:t xml:space="preserve">—unwanted login prompts ko </w:t>
-      </w:r>
-      <w:proofErr w:type="spellStart"/>
-      <w:r>
-        <w:rPr>
-          <w:rFonts w:ascii="Times New Roman" w:hAnsi="Times New Roman" w:cs="Times New Roman"/>
-          <w:lang w:val="en-PK"/>
-        </w:rPr>
-        <w:t>kabhi</w:t>
-      </w:r>
-      <w:proofErr w:type="spellEnd"/>
-      <w:r>
-        <w:rPr>
-          <w:rFonts w:ascii="Times New Roman" w:hAnsi="Times New Roman" w:cs="Times New Roman"/>
-          <w:lang w:val="en-PK"/>
-        </w:rPr>
-        <w:t xml:space="preserve"> approve </w:t>
-      </w:r>
-      <w:proofErr w:type="spellStart"/>
-      <w:r>
-        <w:rPr>
-          <w:rFonts w:ascii="Times New Roman" w:hAnsi="Times New Roman" w:cs="Times New Roman"/>
-          <w:lang w:val="en-PK"/>
-        </w:rPr>
-        <w:t>na</w:t>
-      </w:r>
-      <w:proofErr w:type="spellEnd"/>
-      <w:r>
-        <w:rPr>
-          <w:rFonts w:ascii="Times New Roman" w:hAnsi="Times New Roman" w:cs="Times New Roman"/>
-          <w:lang w:val="en-PK"/>
-        </w:rPr>
-        <w:t xml:space="preserve"> </w:t>
-      </w:r>
-      <w:proofErr w:type="spellStart"/>
-      <w:r>
-        <w:rPr>
-          <w:rFonts w:ascii="Times New Roman" w:hAnsi="Times New Roman" w:cs="Times New Roman"/>
-          <w:lang w:val="en-PK"/>
-        </w:rPr>
-        <w:t>karein</w:t>
-      </w:r>
-      <w:proofErr w:type="spellEnd"/>
-      <w:r>
-        <w:rPr>
-          <w:rFonts w:ascii="Times New Roman" w:hAnsi="Times New Roman" w:cs="Times New Roman"/>
-          <w:lang w:val="en-PK"/>
-        </w:rPr>
-        <w:t>.</w:t>
-      </w:r>
-    </w:p>
-    <w:p>
-      <w:pPr>
-        <w:rPr>
-          <w:rFonts w:ascii="Times New Roman" w:hAnsi="Times New Roman" w:cs="Times New Roman"/>
-          <w:lang w:val="en-PK"/>
-        </w:rPr>
-      </w:pPr>
-      <w:r>
-        <w:rPr>
-          <w:rFonts w:ascii="Times New Roman" w:hAnsi="Times New Roman" w:cs="Times New Roman"/>
-          <w:b/>
-          <w:bCs/>
-          <w:lang w:val="en-PK"/>
-        </w:rPr>
         <w:t>Gamified Assessment: "MFA Gatekeeper"</w:t>
       </w:r>
     </w:p>
@@ -2394,34 +2305,6 @@
           <w:bCs/>
           <w:lang w:val="en-PK"/>
         </w:rPr>
-        <w:t>Hook:</w:t>
-      </w:r>
-      <w:r>
-        <w:rPr>
-          <w:rFonts w:ascii="Times New Roman" w:hAnsi="Times New Roman" w:cs="Times New Roman"/>
-          <w:lang w:val="en-PK"/>
-        </w:rPr>
-        <w:t xml:space="preserve"> What happens when an attacker gets your login details?</w:t>
-      </w:r>
-    </w:p>
-    <w:p>
-      <w:pPr>
-        <w:numPr>
-          <w:ilvl w:val="0"/>
-          <w:numId w:val="21"/>
-        </w:numPr>
-        <w:rPr>
-          <w:rFonts w:ascii="Times New Roman" w:hAnsi="Times New Roman" w:cs="Times New Roman"/>
-          <w:lang w:val="en-PK"/>
-        </w:rPr>
-      </w:pPr>
-      <w:r>
-        <w:rPr>
-          <w:rFonts w:ascii="Times New Roman" w:hAnsi="Times New Roman" w:cs="Times New Roman"/>
-          <w:b/>
-          <w:bCs/>
-          <w:lang w:val="en-PK"/>
-        </w:rPr>
         <w:t>Core Concept:</w:t>
       </w:r>
       <w:r>
@@ -2429,35 +2312,42 @@
           <w:rFonts w:ascii="Times New Roman" w:hAnsi="Times New Roman" w:cs="Times New Roman"/>
           <w:lang w:val="en-PK"/>
         </w:rPr>
-        <w:t xml:space="preserve"> Through phishing or data breaches, attackers steal credentials to lock you out, impersonate you, and send fraudulent requests to clients or colleagues. Early signs include unexpected password reset emails or strange sent messages.</w:t>
-      </w:r>
-    </w:p>
-    <w:p>
-      <w:pPr>
-        <w:numPr>
-          <w:ilvl w:val="0"/>
-          <w:numId w:val="21"/>
-        </w:numPr>
-        <w:rPr>
-          <w:rFonts w:ascii="Times New Roman" w:hAnsi="Times New Roman" w:cs="Times New Roman"/>
-          <w:lang w:val="en-PK"/>
-        </w:rPr>
-      </w:pPr>
-      <w:r>
-        <w:rPr>
-          <w:rFonts w:ascii="Times New Roman" w:hAnsi="Times New Roman" w:cs="Times New Roman"/>
-          <w:b/>
-          <w:bCs/>
-          <w:lang w:val="en-PK"/>
-        </w:rPr>
-        <w:t>Key Takeaway:</w:t>
-      </w:r>
-      <w:r>
-        <w:rPr>
-          <w:rFonts w:ascii="Times New Roman" w:hAnsi="Times New Roman" w:cs="Times New Roman"/>
-          <w:lang w:val="en-PK"/>
-        </w:rPr>
-        <w:t xml:space="preserve"> Protect your login details like you protect your bank account.</w:t>
+        <w:t xml:space="preserve"> </w:t>
+      </w:r>
+      <w:r>
+        <w:rPr>
+          <w:rFonts w:ascii="Times New Roman" w:hAnsi="Times New Roman" w:cs="Times New Roman"/>
+          <w:lang w:val="en-PK"/>
+        </w:rPr>
+        <w:t>What happens when an attacker gets your login details?</w:t>
+      </w:r>
+      <w:r>
+        <w:rPr>
+          <w:rFonts w:ascii="Times New Roman" w:hAnsi="Times New Roman" w:cs="Times New Roman"/>
+          <w:lang w:val="en-PK"/>
+        </w:rPr>
+        <w:t xml:space="preserve"> </w:t>
+      </w:r>
+      <w:r>
+        <w:rPr>
+          <w:rFonts w:ascii="Times New Roman" w:hAnsi="Times New Roman" w:cs="Times New Roman"/>
+          <w:lang w:val="en-PK"/>
+        </w:rPr>
+        <w:t>Through phishing or data breaches, attackers steal credentials to lock you out, impersonate you, and send fraudulent requests to clients or colleagues. Early signs include unexpected password reset emails or strange sent messages.</w:t>
+      </w:r>
+      <w:r>
+        <w:rPr>
+          <w:rFonts w:ascii="Times New Roman" w:hAnsi="Times New Roman" w:cs="Times New Roman"/>
+          <w:lang w:val="en-PK"/>
+        </w:rPr>
+        <w:t xml:space="preserve"> </w:t>
+      </w:r>
+      <w:r>
+        <w:rPr>
+          <w:rFonts w:ascii="Times New Roman" w:hAnsi="Times New Roman" w:cs="Times New Roman"/>
+          <w:lang w:val="en-PK"/>
+        </w:rPr>
+        <w:t>Protect your login details like you protect your bank account.</w:t>
       </w:r>
     </w:p>
     <w:p>
@@ -2523,14 +2413,21 @@
           <w:bCs/>
           <w:lang w:val="en-PK"/>
         </w:rPr>
-        <w:t>Hook:</w:t>
-      </w:r>
-      <w:r>
-        <w:rPr>
-          <w:rFonts w:ascii="Times New Roman" w:hAnsi="Times New Roman" w:cs="Times New Roman"/>
-          <w:lang w:val="en-PK"/>
-        </w:rPr>
-        <w:t xml:space="preserve"> Agar koi </w:t>
+        <w:t>Core Concept:</w:t>
+      </w:r>
+      <w:r>
+        <w:rPr>
+          <w:rFonts w:ascii="Times New Roman" w:hAnsi="Times New Roman" w:cs="Times New Roman"/>
+          <w:lang w:val="en-PK"/>
+        </w:rPr>
+        <w:t xml:space="preserve"> </w:t>
+      </w:r>
+      <w:r>
+        <w:rPr>
+          <w:rFonts w:ascii="Times New Roman" w:hAnsi="Times New Roman" w:cs="Times New Roman"/>
+          <w:lang w:val="en-PK"/>
+        </w:rPr>
+        <w:t xml:space="preserve">Agar koi </w:t>
       </w:r>
       <w:proofErr w:type="spellStart"/>
       <w:r>
@@ -2612,33 +2509,19 @@
         </w:rPr>
         <w:t>?</w:t>
       </w:r>
-    </w:p>
-    <w:p>
-      <w:pPr>
-        <w:numPr>
-          <w:ilvl w:val="0"/>
-          <w:numId w:val="22"/>
-        </w:numPr>
-        <w:rPr>
-          <w:rFonts w:ascii="Times New Roman" w:hAnsi="Times New Roman" w:cs="Times New Roman"/>
-          <w:lang w:val="en-PK"/>
-        </w:rPr>
-      </w:pPr>
-      <w:r>
-        <w:rPr>
-          <w:rFonts w:ascii="Times New Roman" w:hAnsi="Times New Roman" w:cs="Times New Roman"/>
-          <w:b/>
-          <w:bCs/>
-          <w:lang w:val="en-PK"/>
-        </w:rPr>
-        <w:t>Core Concept:</w:t>
-      </w:r>
-      <w:r>
-        <w:rPr>
-          <w:rFonts w:ascii="Times New Roman" w:hAnsi="Times New Roman" w:cs="Times New Roman"/>
-          <w:lang w:val="en-PK"/>
-        </w:rPr>
-        <w:t xml:space="preserve"> Phishing </w:t>
+      <w:r>
+        <w:rPr>
+          <w:rFonts w:ascii="Times New Roman" w:hAnsi="Times New Roman" w:cs="Times New Roman"/>
+          <w:lang w:val="en-PK"/>
+        </w:rPr>
+        <w:t xml:space="preserve"> </w:t>
+      </w:r>
+      <w:r>
+        <w:rPr>
+          <w:rFonts w:ascii="Times New Roman" w:hAnsi="Times New Roman" w:cs="Times New Roman"/>
+          <w:lang w:val="en-PK"/>
+        </w:rPr>
+        <w:t xml:space="preserve">Phishing </w:t>
       </w:r>
       <w:proofErr w:type="spellStart"/>
       <w:r>
@@ -2943,27 +2826,6 @@
           <w:lang w:val="en-PK"/>
         </w:rPr>
         <w:t>.</w:t>
-      </w:r>
-    </w:p>
-    <w:p>
-      <w:pPr>
-        <w:numPr>
-          <w:ilvl w:val="0"/>
-          <w:numId w:val="22"/>
-        </w:numPr>
-        <w:rPr>
-          <w:rFonts w:ascii="Times New Roman" w:hAnsi="Times New Roman" w:cs="Times New Roman"/>
-          <w:lang w:val="en-PK"/>
-        </w:rPr>
-      </w:pPr>
-      <w:r>
-        <w:rPr>
-          <w:rFonts w:ascii="Times New Roman" w:hAnsi="Times New Roman" w:cs="Times New Roman"/>
-          <w:b/>
-          <w:bCs/>
-          <w:lang w:val="en-PK"/>
-        </w:rPr>
-        <w:t>Key Takeaway:</w:t>
       </w:r>
       <w:r>
         <w:rPr>
@@ -3228,34 +3090,6 @@
           <w:bCs/>
           <w:lang w:val="en-PK"/>
         </w:rPr>
-        <w:t>Hook:</w:t>
-      </w:r>
-      <w:r>
-        <w:rPr>
-          <w:rFonts w:ascii="Times New Roman" w:hAnsi="Times New Roman" w:cs="Times New Roman"/>
-          <w:lang w:val="en-PK"/>
-        </w:rPr>
-        <w:t xml:space="preserve"> Sharing passwords over Slack or WhatsApp is an open invitation to hackers.</w:t>
-      </w:r>
-    </w:p>
-    <w:p>
-      <w:pPr>
-        <w:numPr>
-          <w:ilvl w:val="0"/>
-          <w:numId w:val="24"/>
-        </w:numPr>
-        <w:rPr>
-          <w:rFonts w:ascii="Times New Roman" w:hAnsi="Times New Roman" w:cs="Times New Roman"/>
-          <w:lang w:val="en-PK"/>
-        </w:rPr>
-      </w:pPr>
-      <w:r>
-        <w:rPr>
-          <w:rFonts w:ascii="Times New Roman" w:hAnsi="Times New Roman" w:cs="Times New Roman"/>
-          <w:b/>
-          <w:bCs/>
-          <w:lang w:val="en-PK"/>
-        </w:rPr>
         <w:t>Core Concept:</w:t>
       </w:r>
       <w:r>
@@ -3263,35 +3097,28 @@
           <w:rFonts w:ascii="Times New Roman" w:hAnsi="Times New Roman" w:cs="Times New Roman"/>
           <w:lang w:val="en-PK"/>
         </w:rPr>
-        <w:t xml:space="preserve"> Never share work passwords via chat, email, or sticky notes. If team access is needed, use official password manager sharing features. When resetting passwords, always use official company portals, never third-party links in suspicious emails.</w:t>
-      </w:r>
-    </w:p>
-    <w:p>
-      <w:pPr>
-        <w:numPr>
-          <w:ilvl w:val="0"/>
-          <w:numId w:val="24"/>
-        </w:numPr>
-        <w:rPr>
-          <w:rFonts w:ascii="Times New Roman" w:hAnsi="Times New Roman" w:cs="Times New Roman"/>
-          <w:lang w:val="en-PK"/>
-        </w:rPr>
-      </w:pPr>
-      <w:r>
-        <w:rPr>
-          <w:rFonts w:ascii="Times New Roman" w:hAnsi="Times New Roman" w:cs="Times New Roman"/>
-          <w:b/>
-          <w:bCs/>
-          <w:lang w:val="en-PK"/>
-        </w:rPr>
-        <w:t>Key Takeaway:</w:t>
-      </w:r>
-      <w:r>
-        <w:rPr>
-          <w:rFonts w:ascii="Times New Roman" w:hAnsi="Times New Roman" w:cs="Times New Roman"/>
-          <w:lang w:val="en-PK"/>
-        </w:rPr>
-        <w:t xml:space="preserve"> Never share raw passwords—use secure sharing tools and official channels.</w:t>
+        <w:t xml:space="preserve"> </w:t>
+      </w:r>
+      <w:r>
+        <w:rPr>
+          <w:rFonts w:ascii="Times New Roman" w:hAnsi="Times New Roman" w:cs="Times New Roman"/>
+          <w:lang w:val="en-PK"/>
+        </w:rPr>
+        <w:t>Sharing passwords over Slack or WhatsApp is an open invitation to hackers.</w:t>
+      </w:r>
+      <w:r>
+        <w:rPr>
+          <w:rFonts w:ascii="Times New Roman" w:hAnsi="Times New Roman" w:cs="Times New Roman"/>
+          <w:lang w:val="en-PK"/>
+        </w:rPr>
+        <w:t xml:space="preserve"> </w:t>
+      </w:r>
+      <w:r>
+        <w:rPr>
+          <w:rFonts w:ascii="Times New Roman" w:hAnsi="Times New Roman" w:cs="Times New Roman"/>
+          <w:lang w:val="en-PK"/>
+        </w:rPr>
+        <w:t>Never share work passwords via chat, email, or sticky notes. If team access is needed, use official password manager sharing features. When resetting passwords, always use official company portals, never third-party links in suspicious emails. Never share raw passwords—use secure sharing tools and official channels.</w:t>
       </w:r>
     </w:p>
     <w:p>
@@ -3329,7 +3156,6 @@
           <w:bCs/>
           <w:lang w:val="en-PK"/>
         </w:rPr>
-        <w:lastRenderedPageBreak/>
         <w:t>Duration:</w:t>
       </w:r>
       <w:r>
@@ -3358,14 +3184,21 @@
           <w:bCs/>
           <w:lang w:val="en-PK"/>
         </w:rPr>
-        <w:t>Hook:</w:t>
-      </w:r>
-      <w:r>
-        <w:rPr>
-          <w:rFonts w:ascii="Times New Roman" w:hAnsi="Times New Roman" w:cs="Times New Roman"/>
-          <w:lang w:val="en-PK"/>
-        </w:rPr>
-        <w:t xml:space="preserve"> Slack </w:t>
+        <w:t>Core Concept:</w:t>
+      </w:r>
+      <w:r>
+        <w:rPr>
+          <w:rFonts w:ascii="Times New Roman" w:hAnsi="Times New Roman" w:cs="Times New Roman"/>
+          <w:lang w:val="en-PK"/>
+        </w:rPr>
+        <w:t xml:space="preserve"> </w:t>
+      </w:r>
+      <w:r>
+        <w:rPr>
+          <w:rFonts w:ascii="Times New Roman" w:hAnsi="Times New Roman" w:cs="Times New Roman"/>
+          <w:lang w:val="en-PK"/>
+        </w:rPr>
+        <w:t xml:space="preserve">Slack </w:t>
       </w:r>
       <w:proofErr w:type="spellStart"/>
       <w:r>
@@ -3447,33 +3280,19 @@
         </w:rPr>
         <w:t>.</w:t>
       </w:r>
-    </w:p>
-    <w:p>
-      <w:pPr>
-        <w:numPr>
-          <w:ilvl w:val="0"/>
-          <w:numId w:val="25"/>
-        </w:numPr>
-        <w:rPr>
-          <w:rFonts w:ascii="Times New Roman" w:hAnsi="Times New Roman" w:cs="Times New Roman"/>
-          <w:lang w:val="en-PK"/>
-        </w:rPr>
-      </w:pPr>
-      <w:r>
-        <w:rPr>
-          <w:rFonts w:ascii="Times New Roman" w:hAnsi="Times New Roman" w:cs="Times New Roman"/>
-          <w:b/>
-          <w:bCs/>
-          <w:lang w:val="en-PK"/>
-        </w:rPr>
-        <w:t>Core Concept:</w:t>
-      </w:r>
-      <w:r>
-        <w:rPr>
-          <w:rFonts w:ascii="Times New Roman" w:hAnsi="Times New Roman" w:cs="Times New Roman"/>
-          <w:lang w:val="en-PK"/>
-        </w:rPr>
-        <w:t xml:space="preserve"> Work passwords ko </w:t>
+      <w:r>
+        <w:rPr>
+          <w:rFonts w:ascii="Times New Roman" w:hAnsi="Times New Roman" w:cs="Times New Roman"/>
+          <w:lang w:val="en-PK"/>
+        </w:rPr>
+        <w:t xml:space="preserve"> </w:t>
+      </w:r>
+      <w:r>
+        <w:rPr>
+          <w:rFonts w:ascii="Times New Roman" w:hAnsi="Times New Roman" w:cs="Times New Roman"/>
+          <w:lang w:val="en-PK"/>
+        </w:rPr>
+        <w:t xml:space="preserve">Work passwords ko </w:t>
       </w:r>
       <w:proofErr w:type="spellStart"/>
       <w:r>
@@ -3763,33 +3582,19 @@
         </w:rPr>
         <w:t>.</w:t>
       </w:r>
-    </w:p>
-    <w:p>
-      <w:pPr>
-        <w:numPr>
-          <w:ilvl w:val="0"/>
-          <w:numId w:val="25"/>
-        </w:numPr>
-        <w:rPr>
-          <w:rFonts w:ascii="Times New Roman" w:hAnsi="Times New Roman" w:cs="Times New Roman"/>
-          <w:lang w:val="en-PK"/>
-        </w:rPr>
-      </w:pPr>
-      <w:r>
-        <w:rPr>
-          <w:rFonts w:ascii="Times New Roman" w:hAnsi="Times New Roman" w:cs="Times New Roman"/>
-          <w:b/>
-          <w:bCs/>
-          <w:lang w:val="en-PK"/>
-        </w:rPr>
-        <w:t>Key Takeaway:</w:t>
-      </w:r>
-      <w:r>
-        <w:rPr>
-          <w:rFonts w:ascii="Times New Roman" w:hAnsi="Times New Roman" w:cs="Times New Roman"/>
-          <w:lang w:val="en-PK"/>
-        </w:rPr>
-        <w:t xml:space="preserve"> Plain passwords </w:t>
+      <w:r>
+        <w:rPr>
+          <w:rFonts w:ascii="Times New Roman" w:hAnsi="Times New Roman" w:cs="Times New Roman"/>
+          <w:lang w:val="en-PK"/>
+        </w:rPr>
+        <w:t xml:space="preserve"> </w:t>
+      </w:r>
+      <w:r>
+        <w:rPr>
+          <w:rFonts w:ascii="Times New Roman" w:hAnsi="Times New Roman" w:cs="Times New Roman"/>
+          <w:lang w:val="en-PK"/>
+        </w:rPr>
+        <w:t xml:space="preserve">Plain passwords </w:t>
       </w:r>
       <w:proofErr w:type="spellStart"/>
       <w:r>
@@ -4149,6 +3954,7 @@
           <w:bCs/>
           <w:lang w:val="en-PK"/>
         </w:rPr>
+        <w:lastRenderedPageBreak/>
         <w:t>Topic 5: Basic Access and Permission Principles</w:t>
       </w:r>
     </w:p>
@@ -4215,27 +4021,36 @@
           <w:bCs/>
           <w:lang w:val="en-PK"/>
         </w:rPr>
-        <w:t>Hook:</w:t>
-      </w:r>
-      <w:r>
-        <w:rPr>
-          <w:rFonts w:ascii="Times New Roman" w:hAnsi="Times New Roman" w:cs="Times New Roman"/>
-          <w:lang w:val="en-PK"/>
-        </w:rPr>
-        <w:t xml:space="preserve"> Why shouldn't everyone have access to every file?</w:t>
-      </w:r>
-    </w:p>
-    <w:p>
-      <w:pPr>
-        <w:numPr>
-          <w:ilvl w:val="0"/>
-          <w:numId w:val="27"/>
-        </w:numPr>
-        <w:rPr>
-          <w:rFonts w:ascii="Times New Roman" w:hAnsi="Times New Roman" w:cs="Times New Roman"/>
-          <w:lang w:val="en-PK"/>
-        </w:rPr>
-      </w:pPr>
+        <w:t>Core Concept:</w:t>
+      </w:r>
+      <w:r>
+        <w:rPr>
+          <w:rFonts w:ascii="Times New Roman" w:hAnsi="Times New Roman" w:cs="Times New Roman"/>
+          <w:lang w:val="en-PK"/>
+        </w:rPr>
+        <w:t xml:space="preserve"> </w:t>
+      </w:r>
+      <w:r>
+        <w:rPr>
+          <w:rFonts w:ascii="Times New Roman" w:hAnsi="Times New Roman" w:cs="Times New Roman"/>
+          <w:lang w:val="en-PK"/>
+        </w:rPr>
+        <w:t>Why shouldn't everyone have access to every file?</w:t>
+      </w:r>
+      <w:r>
+        <w:rPr>
+          <w:rFonts w:ascii="Times New Roman" w:hAnsi="Times New Roman" w:cs="Times New Roman"/>
+          <w:lang w:val="en-PK"/>
+        </w:rPr>
+        <w:t xml:space="preserve"> </w:t>
+      </w:r>
+      <w:r>
+        <w:rPr>
+          <w:rFonts w:ascii="Times New Roman" w:hAnsi="Times New Roman" w:cs="Times New Roman"/>
+          <w:lang w:val="en-PK"/>
+        </w:rPr>
+        <w:t xml:space="preserve">The </w:t>
+      </w:r>
       <w:r>
         <w:rPr>
           <w:rFonts w:ascii="Times New Roman" w:hAnsi="Times New Roman" w:cs="Times New Roman"/>
@@ -4243,15 +4058,9 @@
           <w:bCs/>
           <w:lang w:val="en-PK"/>
         </w:rPr>
-        <w:t>Core Concept:</w:t>
-      </w:r>
-      <w:r>
-        <w:rPr>
-          <w:rFonts w:ascii="Times New Roman" w:hAnsi="Times New Roman" w:cs="Times New Roman"/>
-          <w:lang w:val="en-PK"/>
-        </w:rPr>
-        <w:t xml:space="preserve"> The </w:t>
-      </w:r>
+        <w:t>Principle of Least Privilege (</w:t>
+      </w:r>
+      <w:proofErr w:type="spellStart"/>
       <w:r>
         <w:rPr>
           <w:rFonts w:ascii="Times New Roman" w:hAnsi="Times New Roman" w:cs="Times New Roman"/>
@@ -4259,9 +4068,9 @@
           <w:bCs/>
           <w:lang w:val="en-PK"/>
         </w:rPr>
-        <w:t>Principle of Least Privilege (</w:t>
-      </w:r>
-      <w:proofErr w:type="spellStart"/>
+        <w:t>PoLP</w:t>
+      </w:r>
+      <w:proofErr w:type="spellEnd"/>
       <w:r>
         <w:rPr>
           <w:rFonts w:ascii="Times New Roman" w:hAnsi="Times New Roman" w:cs="Times New Roman"/>
@@ -4269,16 +4078,6 @@
           <w:bCs/>
           <w:lang w:val="en-PK"/>
         </w:rPr>
-        <w:t>PoLP</w:t>
-      </w:r>
-      <w:proofErr w:type="spellEnd"/>
-      <w:r>
-        <w:rPr>
-          <w:rFonts w:ascii="Times New Roman" w:hAnsi="Times New Roman" w:cs="Times New Roman"/>
-          <w:b/>
-          <w:bCs/>
-          <w:lang w:val="en-PK"/>
-        </w:rPr>
         <w:t>)</w:t>
       </w:r>
       <w:r>
@@ -4288,33 +4087,19 @@
         </w:rPr>
         <w:t xml:space="preserve"> means employees only get access to data necessary for their job role. This limits damage if an account is compromised. If you change roles, notify IT to remove unneeded access rights.</w:t>
       </w:r>
-    </w:p>
-    <w:p>
-      <w:pPr>
-        <w:numPr>
-          <w:ilvl w:val="0"/>
-          <w:numId w:val="27"/>
-        </w:numPr>
-        <w:rPr>
-          <w:rFonts w:ascii="Times New Roman" w:hAnsi="Times New Roman" w:cs="Times New Roman"/>
-          <w:lang w:val="en-PK"/>
-        </w:rPr>
-      </w:pPr>
-      <w:r>
-        <w:rPr>
-          <w:rFonts w:ascii="Times New Roman" w:hAnsi="Times New Roman" w:cs="Times New Roman"/>
-          <w:b/>
-          <w:bCs/>
-          <w:lang w:val="en-PK"/>
-        </w:rPr>
-        <w:t>Key Takeaway:</w:t>
-      </w:r>
-      <w:r>
-        <w:rPr>
-          <w:rFonts w:ascii="Times New Roman" w:hAnsi="Times New Roman" w:cs="Times New Roman"/>
-          <w:lang w:val="en-PK"/>
-        </w:rPr>
-        <w:t xml:space="preserve"> Access is role-based—less access means less risk for the organization.</w:t>
+      <w:r>
+        <w:rPr>
+          <w:rFonts w:ascii="Times New Roman" w:hAnsi="Times New Roman" w:cs="Times New Roman"/>
+          <w:lang w:val="en-PK"/>
+        </w:rPr>
+        <w:t xml:space="preserve"> </w:t>
+      </w:r>
+      <w:r>
+        <w:rPr>
+          <w:rFonts w:ascii="Times New Roman" w:hAnsi="Times New Roman" w:cs="Times New Roman"/>
+          <w:lang w:val="en-PK"/>
+        </w:rPr>
+        <w:t>Access is role-based—less access means less risk for the organization.</w:t>
       </w:r>
     </w:p>
     <w:p>
@@ -4380,14 +4165,21 @@
           <w:bCs/>
           <w:lang w:val="en-PK"/>
         </w:rPr>
-        <w:t>Hook:</w:t>
-      </w:r>
-      <w:r>
-        <w:rPr>
-          <w:rFonts w:ascii="Times New Roman" w:hAnsi="Times New Roman" w:cs="Times New Roman"/>
-          <w:lang w:val="en-PK"/>
-        </w:rPr>
-        <w:t xml:space="preserve"> Har employee ko </w:t>
+        <w:t>Core Concept:</w:t>
+      </w:r>
+      <w:r>
+        <w:rPr>
+          <w:rFonts w:ascii="Times New Roman" w:hAnsi="Times New Roman" w:cs="Times New Roman"/>
+          <w:lang w:val="en-PK"/>
+        </w:rPr>
+        <w:t xml:space="preserve"> </w:t>
+      </w:r>
+      <w:r>
+        <w:rPr>
+          <w:rFonts w:ascii="Times New Roman" w:hAnsi="Times New Roman" w:cs="Times New Roman"/>
+          <w:lang w:val="en-PK"/>
+        </w:rPr>
+        <w:t xml:space="preserve">Har employee ko </w:t>
       </w:r>
       <w:proofErr w:type="spellStart"/>
       <w:r>
@@ -4469,18 +4261,13 @@
         </w:rPr>
         <w:t>?</w:t>
       </w:r>
-    </w:p>
-    <w:p>
-      <w:pPr>
-        <w:numPr>
-          <w:ilvl w:val="0"/>
-          <w:numId w:val="28"/>
-        </w:numPr>
-        <w:rPr>
-          <w:rFonts w:ascii="Times New Roman" w:hAnsi="Times New Roman" w:cs="Times New Roman"/>
-          <w:lang w:val="en-PK"/>
-        </w:rPr>
-      </w:pPr>
+      <w:r>
+        <w:rPr>
+          <w:rFonts w:ascii="Times New Roman" w:hAnsi="Times New Roman" w:cs="Times New Roman"/>
+          <w:lang w:val="en-PK"/>
+        </w:rPr>
+        <w:t xml:space="preserve"> </w:t>
+      </w:r>
       <w:r>
         <w:rPr>
           <w:rFonts w:ascii="Times New Roman" w:hAnsi="Times New Roman" w:cs="Times New Roman"/>
@@ -4488,15 +4275,9 @@
           <w:bCs/>
           <w:lang w:val="en-PK"/>
         </w:rPr>
-        <w:t>Core Concept:</w:t>
-      </w:r>
-      <w:r>
-        <w:rPr>
-          <w:rFonts w:ascii="Times New Roman" w:hAnsi="Times New Roman" w:cs="Times New Roman"/>
-          <w:lang w:val="en-PK"/>
-        </w:rPr>
-        <w:t xml:space="preserve"> </w:t>
-      </w:r>
+        <w:t xml:space="preserve">Least Privilege </w:t>
+      </w:r>
+      <w:proofErr w:type="gramStart"/>
       <w:r>
         <w:rPr>
           <w:rFonts w:ascii="Times New Roman" w:hAnsi="Times New Roman" w:cs="Times New Roman"/>
@@ -4504,16 +4285,6 @@
           <w:bCs/>
           <w:lang w:val="en-PK"/>
         </w:rPr>
-        <w:t xml:space="preserve">Least Privilege </w:t>
-      </w:r>
-      <w:proofErr w:type="gramStart"/>
-      <w:r>
-        <w:rPr>
-          <w:rFonts w:ascii="Times New Roman" w:hAnsi="Times New Roman" w:cs="Times New Roman"/>
-          <w:b/>
-          <w:bCs/>
-          <w:lang w:val="en-PK"/>
-        </w:rPr>
         <w:t>Principle</w:t>
       </w:r>
       <w:proofErr w:type="gramEnd"/>
@@ -4923,27 +4694,6 @@
           <w:lang w:val="en-PK"/>
         </w:rPr>
         <w:t>.</w:t>
-      </w:r>
-    </w:p>
-    <w:p>
-      <w:pPr>
-        <w:numPr>
-          <w:ilvl w:val="0"/>
-          <w:numId w:val="28"/>
-        </w:numPr>
-        <w:rPr>
-          <w:rFonts w:ascii="Times New Roman" w:hAnsi="Times New Roman" w:cs="Times New Roman"/>
-          <w:lang w:val="en-PK"/>
-        </w:rPr>
-      </w:pPr>
-      <w:r>
-        <w:rPr>
-          <w:rFonts w:ascii="Times New Roman" w:hAnsi="Times New Roman" w:cs="Times New Roman"/>
-          <w:b/>
-          <w:bCs/>
-          <w:lang w:val="en-PK"/>
-        </w:rPr>
-        <w:t>Key Takeaway:</w:t>
       </w:r>
       <w:r>
         <w:rPr>
@@ -9936,6 +9686,7 @@
   <w:style w:type="character" w:default="1" w:styleId="DefaultParagraphFont">
     <w:name w:val="Default Paragraph Font"/>
     <w:uiPriority w:val="1"/>
+    <w:semiHidden/>
     <w:unhideWhenUsed/>
   </w:style>
   <w:style w:type="table" w:default="1" w:styleId="TableNormal">
